--- a/paper_b/Paper_B_Proposal_Brief.docx
+++ b/paper_b/Paper_B_Proposal_Brief.docx
@@ -2,30 +2,60 @@
 <file path=word/document.xml><?xml version="1.0" encoding="utf-8"?>
 <w:document xmlns:wpc="http://schemas.microsoft.com/office/word/2010/wordprocessingCanvas" xmlns:mo="http://schemas.microsoft.com/office/mac/office/2008/main" xmlns:mc="http://schemas.openxmlformats.org/markup-compatibility/2006" xmlns:mv="urn:schemas-microsoft-com:mac:vml" xmlns:o="urn:schemas-microsoft-com:office:office" xmlns:r="http://schemas.openxmlformats.org/officeDocument/2006/relationships" xmlns:m="http://schemas.openxmlformats.org/officeDocument/2006/math" xmlns:v="urn:schemas-microsoft-com:vml" xmlns:wp14="http://schemas.microsoft.com/office/word/2010/wordprocessingDrawing" xmlns:wp="http://schemas.openxmlformats.org/drawingml/2006/wordprocessingDrawing" xmlns:w10="urn:schemas-microsoft-com:office:word" xmlns:w="http://schemas.openxmlformats.org/wordprocessingml/2006/main" xmlns:w14="http://schemas.microsoft.com/office/word/2010/wordml" xmlns:wpg="http://schemas.microsoft.com/office/word/2010/wordprocessingGroup" xmlns:wpi="http://schemas.microsoft.com/office/word/2010/wordprocessingInk" xmlns:wne="http://schemas.microsoft.com/office/word/2006/wordml" xmlns:wps="http://schemas.microsoft.com/office/word/2010/wordprocessingShape" mc:Ignorable="w14 wp14">
   <w:body>
-    <w:p/>
-    <w:p/>
-    <w:p/>
     <w:p>
       <w:pPr>
+        <w:spacing w:line="480" w:lineRule="auto"/>
+      </w:pPr>
+    </w:p>
+    <w:p>
+      <w:pPr>
+        <w:spacing w:line="480" w:lineRule="auto"/>
+      </w:pPr>
+    </w:p>
+    <w:p>
+      <w:pPr>
+        <w:spacing w:line="480" w:lineRule="auto"/>
+      </w:pPr>
+    </w:p>
+    <w:p>
+      <w:pPr>
+        <w:spacing w:line="480" w:lineRule="auto"/>
         <w:jc w:val="center"/>
       </w:pPr>
       <w:r>
         <w:rPr>
+          <w:rFonts w:ascii="Times New Roman" w:hAnsi="Times New Roman"/>
           <w:b/>
           <w:sz w:val="24"/>
         </w:rPr>
-        <w:t>LLM-Assisted Data Extraction for Meta-Analytic Structural Equation Modeling:</w:t>
+        <w:t>LLM-Assisted Data Extraction for</w:t>
         <w:br/>
-        <w:t>A Multi-Model Comparative Framework with Human Gold-Standard Validation</w:t>
+        <w:t>Meta-Analytic Structural Equation Modeling:</w:t>
+        <w:br/>
+        <w:t>A Multi-Model Comparative Framework</w:t>
+        <w:br/>
+        <w:t>with Human Gold-Standard Validation</w:t>
       </w:r>
     </w:p>
-    <w:p/>
     <w:p>
       <w:pPr>
+        <w:spacing w:line="480" w:lineRule="auto"/>
         <w:jc w:val="center"/>
       </w:pPr>
       <w:r>
         <w:rPr>
+          <w:sz w:val="24"/>
+        </w:rPr>
+      </w:r>
+    </w:p>
+    <w:p>
+      <w:pPr>
+        <w:spacing w:line="480" w:lineRule="auto"/>
+        <w:jc w:val="center"/>
+      </w:pPr>
+      <w:r>
+        <w:rPr>
+          <w:rFonts w:ascii="Times New Roman" w:hAnsi="Times New Roman"/>
           <w:sz w:val="24"/>
         </w:rPr>
         <w:t>Hosung You</w:t>
@@ -33,38 +63,42 @@
     </w:p>
     <w:p>
       <w:pPr>
+        <w:spacing w:line="480" w:lineRule="auto"/>
         <w:jc w:val="center"/>
       </w:pPr>
       <w:r>
         <w:rPr>
+          <w:rFonts w:ascii="Times New Roman" w:hAnsi="Times New Roman"/>
           <w:sz w:val="24"/>
         </w:rPr>
         <w:t>College of Education, Pennsylvania State University</w:t>
       </w:r>
     </w:p>
-    <w:p/>
     <w:p>
       <w:pPr>
+        <w:spacing w:line="480" w:lineRule="auto"/>
         <w:jc w:val="center"/>
       </w:pPr>
       <w:r>
         <w:rPr>
+          <w:rFonts w:ascii="Times New Roman" w:hAnsi="Times New Roman"/>
           <w:sz w:val="24"/>
         </w:rPr>
-        <w:t>Date: April 2026</w:t>
+        <w:t>April 2026</w:t>
       </w:r>
     </w:p>
-    <w:p/>
     <w:p>
       <w:pPr>
+        <w:spacing w:line="480" w:lineRule="auto" w:before="240"/>
         <w:jc w:val="center"/>
       </w:pPr>
       <w:r>
         <w:rPr>
+          <w:rFonts w:ascii="Times New Roman" w:hAnsi="Times New Roman"/>
           <w:i/>
           <w:sz w:val="20"/>
         </w:rPr>
-        <w:t>PROPOSAL BRIEF FOR JOURNAL VENUE SELECTION</w:t>
+        <w:t>Proposal Brief for Journal Venue Selection</w:t>
       </w:r>
     </w:p>
     <w:p>
@@ -74,11 +108,12 @@
     </w:p>
     <w:p>
       <w:pPr>
-        <w:spacing w:before="240" w:after="120"/>
+        <w:spacing w:before="240" w:after="0" w:line="480" w:lineRule="auto"/>
         <w:jc w:val="center"/>
       </w:pPr>
       <w:r>
         <w:rPr>
+          <w:rFonts w:ascii="Times New Roman" w:hAnsi="Times New Roman"/>
           <w:b/>
           <w:sz w:val="24"/>
         </w:rPr>
@@ -87,22 +122,24 @@
     </w:p>
     <w:p>
       <w:pPr>
-        <w:spacing w:after="0" w:line="480" w:lineRule="auto"/>
+        <w:spacing w:line="480" w:lineRule="auto" w:after="0"/>
       </w:pPr>
       <w:r>
         <w:rPr>
+          <w:rFonts w:ascii="Times New Roman" w:hAnsi="Times New Roman"/>
           <w:sz w:val="24"/>
         </w:rPr>
         <w:t>Data extraction remains the most time-intensive and error-prone phase of systematic reviews and meta-analyses. This study evaluates the accuracy, reliability, and cost-effectiveness of large language model (LLM)-assisted data extraction for meta-analytic structural equation modeling (MASEM), a methodologically demanding synthesis technique requiring extraction of full inter-construct correlation matrices from primary studies. Using a 100-study gold-standard subsample from a parent meta-analysis of AI adoption in higher education (N = 224 studies), three LLM models (Claude Sonnet 4.6, Gemini 2.5-Flash, Codex) independently extract four categories of data: bibliographic metadata, correlation matrices, construct operationalizations, and moderator variables (approximately 30 data elements per study; 3,000 total). Extraction accuracy is evaluated against a human gold standard produced by four independent coders (two pairs with cross-pair adjudication; target kappa &gt;= .85). The study tests whether multi-model consensus (majority voting across three LLMs) outperforms single-model extraction and identifies the optimal human-AI hybrid workflow that maximizes accuracy while minimizing researcher time investment. Reporting follows PRISMA-trAIce (2025) and TRIPOD-LLM guidelines.</w:t>
       </w:r>
     </w:p>
-    <w:p/>
     <w:p>
       <w:pPr>
+        <w:spacing w:line="480" w:lineRule="auto"/>
         <w:ind w:firstLine="720"/>
       </w:pPr>
       <w:r>
         <w:rPr>
+          <w:rFonts w:ascii="Times New Roman" w:hAnsi="Times New Roman"/>
           <w:i/>
           <w:sz w:val="24"/>
         </w:rPr>
@@ -110,6 +147,7 @@
       </w:r>
       <w:r>
         <w:rPr>
+          <w:rFonts w:ascii="Times New Roman" w:hAnsi="Times New Roman"/>
           <w:sz w:val="24"/>
         </w:rPr>
         <w:t>large language models, data extraction, meta-analysis, systematic review methodology, inter-rater reliability, automation, MASEM, correlation matrix extraction, multi-model consensus</w:t>
@@ -122,11 +160,12 @@
     </w:p>
     <w:p>
       <w:pPr>
-        <w:spacing w:before="240" w:after="120"/>
+        <w:spacing w:before="240" w:after="0" w:line="480" w:lineRule="auto"/>
         <w:jc w:val="center"/>
       </w:pPr>
       <w:r>
         <w:rPr>
+          <w:rFonts w:ascii="Times New Roman" w:hAnsi="Times New Roman"/>
           <w:b/>
           <w:sz w:val="24"/>
         </w:rPr>
@@ -135,34 +174,37 @@
     </w:p>
     <w:p>
       <w:pPr>
-        <w:spacing w:after="0" w:line="480" w:lineRule="auto"/>
+        <w:spacing w:line="480" w:lineRule="auto" w:after="0"/>
         <w:ind w:firstLine="720"/>
       </w:pPr>
       <w:r>
         <w:rPr>
+          <w:rFonts w:ascii="Times New Roman" w:hAnsi="Times New Roman"/>
           <w:sz w:val="24"/>
         </w:rPr>
-        <w:t>Systematic reviews and meta-analyses are foundational to evidence-based practice, yet their production is bottlenecked by manual data extraction, which accounts for approximately 30-60% of total researcher time (Borah et al., 2017). In meta-analytic structural equation modeling (MASEM), the extraction burden is amplified: rather than extracting a single effect size per study, MASEM requires the full inter-construct correlation matrix (often 10-20 pairwise correlations per study), along with construct operationalization details, sample sizes, and reliability coefficients. For a 200-study MASEM with 10 constructs, this implies approximately 6,000 individual data elements to be located, verified, and coded.</w:t>
+        <w:t>Systematic reviews and meta-analyses are foundational to evidence-based practice, yet their production is bottlenecked by manual data extraction, which accounts for approximately 30-60% of total researcher time (Borah et al., 2017). In meta-analytic structural equation modeling (MASEM), the extraction burden is amplified: rather than extracting a single effect size per study, MASEM requires the full inter-construct correlation matrix (often 10-20 pairwise correlations per study), along with construct operationalization details, sample sizes, and reliability coefficients.</w:t>
       </w:r>
     </w:p>
     <w:p>
       <w:pPr>
-        <w:spacing w:after="0" w:line="480" w:lineRule="auto"/>
+        <w:spacing w:line="480" w:lineRule="auto" w:after="0"/>
         <w:ind w:firstLine="720"/>
       </w:pPr>
       <w:r>
         <w:rPr>
+          <w:rFonts w:ascii="Times New Roman" w:hAnsi="Times New Roman"/>
           <w:sz w:val="24"/>
         </w:rPr>
-        <w:t>The emergence of large language models (LLMs) with extended context windows (100K-1M tokens) and multimodal capabilities (PDF/table parsing) offers a potential solution. Several recent studies have explored LLM-assisted extraction for standard meta-analyses (e.g., Wang et al., 2024; Khraisha et al., 2024), but none has evaluated LLM performance on the methodologically demanding task of correlation matrix extraction for MASEM, which requires: (a) identifying the correct correlation table format (Pearson, Fornell-Larcker, HTMT); (b) mapping study-specific construct labels to standardized constructs; (c) distinguishing latent correlations from observed correlations; and (d) handling PLS-SEM studies that report only square-root AVE on the diagonal rather than raw correlations.</w:t>
+        <w:t>The emergence of large language models (LLMs) with extended context windows (100K-1M tokens) and multimodal capabilities (PDF/table parsing) offers a potential solution. Several recent studies have explored LLM-assisted extraction for standard meta-analyses (e.g., Wang et al., 2024; Khraisha et al., 2024), but none has evaluated LLM performance on the methodologically demanding task of correlation matrix extraction for MASEM.</w:t>
       </w:r>
     </w:p>
     <w:p>
       <w:pPr>
-        <w:spacing w:before="240" w:after="120"/>
+        <w:spacing w:before="240" w:after="0" w:line="480" w:lineRule="auto"/>
       </w:pPr>
       <w:r>
         <w:rPr>
+          <w:rFonts w:ascii="Times New Roman" w:hAnsi="Times New Roman"/>
           <w:b/>
           <w:sz w:val="24"/>
         </w:rPr>
@@ -171,23 +213,25 @@
     </w:p>
     <w:p>
       <w:pPr>
-        <w:spacing w:after="0" w:line="480" w:lineRule="auto"/>
+        <w:spacing w:line="480" w:lineRule="auto" w:after="0"/>
         <w:ind w:firstLine="720"/>
       </w:pPr>
       <w:r>
         <w:rPr>
+          <w:rFonts w:ascii="Times New Roman" w:hAnsi="Times New Roman"/>
           <w:sz w:val="24"/>
         </w:rPr>
-        <w:t>No published study has: (a) compared multiple LLMs head-to-head on MASEM-specific extraction tasks, (b) evaluated multi-model consensus as an error-reduction strategy for correlation matrix extraction, or (c) established benchmarks for LLM accuracy by data type (bibliographic vs. statistical vs. classificatory). This study fills these gaps using a rigorous gold-standard design with four human coders and three LLM models.</w:t>
+        <w:t>No published study has: (a) compared multiple LLMs head-to-head on MASEM-specific extraction tasks, (b) evaluated multi-model consensus as an error-reduction strategy for correlation matrix extraction, or (c) established benchmarks for LLM accuracy by data type (bibliographic vs. statistical vs. classificatory).</w:t>
       </w:r>
     </w:p>
     <w:p>
       <w:pPr>
-        <w:spacing w:before="240" w:after="120"/>
+        <w:spacing w:before="240" w:after="0" w:line="480" w:lineRule="auto"/>
         <w:jc w:val="center"/>
       </w:pPr>
       <w:r>
         <w:rPr>
+          <w:rFonts w:ascii="Times New Roman" w:hAnsi="Times New Roman"/>
           <w:b/>
           <w:sz w:val="24"/>
         </w:rPr>
@@ -196,10 +240,12 @@
     </w:p>
     <w:p>
       <w:pPr>
+        <w:spacing w:line="480" w:lineRule="auto"/>
         <w:ind w:left="720" w:hanging="720"/>
       </w:pPr>
       <w:r>
         <w:rPr>
+          <w:rFonts w:ascii="Times New Roman" w:hAnsi="Times New Roman"/>
           <w:b/>
           <w:sz w:val="24"/>
         </w:rPr>
@@ -207,17 +253,20 @@
       </w:r>
       <w:r>
         <w:rPr>
+          <w:rFonts w:ascii="Times New Roman" w:hAnsi="Times New Roman"/>
           <w:sz w:val="24"/>
         </w:rPr>
-        <w:t>What is the extraction accuracy of each LLM model (Claude, Gemini, Codex) for MASEM-specific data elements, compared to the human gold standard? (Element-level precision, recall, F1)</w:t>
+        <w:t>What is the extraction accuracy of each LLM model (Claude, Gemini, Codex) for MASEM-specific data elements, compared to the human gold standard?</w:t>
       </w:r>
     </w:p>
     <w:p>
       <w:pPr>
+        <w:spacing w:line="480" w:lineRule="auto"/>
         <w:ind w:left="720" w:hanging="720"/>
       </w:pPr>
       <w:r>
         <w:rPr>
+          <w:rFonts w:ascii="Times New Roman" w:hAnsi="Times New Roman"/>
           <w:b/>
           <w:sz w:val="24"/>
         </w:rPr>
@@ -225,17 +274,20 @@
       </w:r>
       <w:r>
         <w:rPr>
+          <w:rFonts w:ascii="Times New Roman" w:hAnsi="Times New Roman"/>
           <w:sz w:val="24"/>
         </w:rPr>
-        <w:t>Does extraction accuracy vary by data type: bibliographic metadata (title, year, sample size) vs. statistical data (correlations, reliability) vs. classificatory data (construct mapping, moderator coding)?</w:t>
+        <w:t>Does extraction accuracy vary by data type: bibliographic metadata vs. statistical data (correlations, reliability) vs. classificatory data (construct mapping, moderator coding)?</w:t>
       </w:r>
     </w:p>
     <w:p>
       <w:pPr>
+        <w:spacing w:line="480" w:lineRule="auto"/>
         <w:ind w:left="720" w:hanging="720"/>
       </w:pPr>
       <w:r>
         <w:rPr>
+          <w:rFonts w:ascii="Times New Roman" w:hAnsi="Times New Roman"/>
           <w:b/>
           <w:sz w:val="24"/>
         </w:rPr>
@@ -243,17 +295,20 @@
       </w:r>
       <w:r>
         <w:rPr>
+          <w:rFonts w:ascii="Times New Roman" w:hAnsi="Times New Roman"/>
           <w:sz w:val="24"/>
         </w:rPr>
-        <w:t>Does multi-model consensus (3-model majority voting) produce higher accuracy than any single model alone? What is the optimal consensus threshold?</w:t>
+        <w:t>Does multi-model consensus (3-model majority voting) produce higher accuracy than any single model alone?</w:t>
       </w:r>
     </w:p>
     <w:p>
       <w:pPr>
+        <w:spacing w:line="480" w:lineRule="auto"/>
         <w:ind w:left="720" w:hanging="720"/>
       </w:pPr>
       <w:r>
         <w:rPr>
+          <w:rFonts w:ascii="Times New Roman" w:hAnsi="Times New Roman"/>
           <w:b/>
           <w:sz w:val="24"/>
         </w:rPr>
@@ -261,18 +316,20 @@
       </w:r>
       <w:r>
         <w:rPr>
+          <w:rFonts w:ascii="Times New Roman" w:hAnsi="Times New Roman"/>
           <w:sz w:val="24"/>
         </w:rPr>
-        <w:t>What is the optimal human-AI hybrid workflow that achieves &gt;= 95% accuracy while minimizing researcher time? (Full AI, AI + spot-check, AI + full verify)</w:t>
+        <w:t>What is the optimal human-AI hybrid workflow that achieves &gt;= 95% accuracy while minimizing researcher time?</w:t>
       </w:r>
     </w:p>
     <w:p>
       <w:pPr>
-        <w:spacing w:before="240" w:after="120"/>
+        <w:spacing w:before="240" w:after="0" w:line="480" w:lineRule="auto"/>
         <w:jc w:val="center"/>
       </w:pPr>
       <w:r>
         <w:rPr>
+          <w:rFonts w:ascii="Times New Roman" w:hAnsi="Times New Roman"/>
           <w:b/>
           <w:sz w:val="24"/>
         </w:rPr>
@@ -281,10 +338,11 @@
     </w:p>
     <w:p>
       <w:pPr>
-        <w:spacing w:before="240" w:after="120"/>
+        <w:spacing w:before="240" w:after="0" w:line="480" w:lineRule="auto"/>
       </w:pPr>
       <w:r>
         <w:rPr>
+          <w:rFonts w:ascii="Times New Roman" w:hAnsi="Times New Roman"/>
           <w:b/>
           <w:sz w:val="24"/>
         </w:rPr>
@@ -293,11 +351,12 @@
     </w:p>
     <w:p>
       <w:pPr>
-        <w:spacing w:after="0" w:line="480" w:lineRule="auto"/>
+        <w:spacing w:line="480" w:lineRule="auto" w:after="0"/>
         <w:ind w:firstLine="720"/>
       </w:pPr>
       <w:r>
         <w:rPr>
+          <w:rFonts w:ascii="Times New Roman" w:hAnsi="Times New Roman"/>
           <w:sz w:val="24"/>
         </w:rPr>
         <w:t>A comparative accuracy study evaluating three LLM models against a human gold standard on a 100-study stratified subsample drawn from the parent meta-analysis corpus (N = 224). The design is fully crossed: all three LLMs and all four human coders process the same 100 studies, enabling direct within-study comparison of extraction quality.</w:t>
@@ -305,10 +364,11 @@
     </w:p>
     <w:p>
       <w:pPr>
-        <w:spacing w:before="240" w:after="120"/>
+        <w:spacing w:before="240" w:after="0" w:line="480" w:lineRule="auto"/>
       </w:pPr>
       <w:r>
         <w:rPr>
+          <w:rFonts w:ascii="Times New Roman" w:hAnsi="Times New Roman"/>
           <w:b/>
           <w:sz w:val="24"/>
         </w:rPr>
@@ -317,391 +377,43 @@
     </w:p>
     <w:p>
       <w:pPr>
-        <w:spacing w:after="0" w:line="480" w:lineRule="auto"/>
-        <w:ind w:firstLine="720"/>
+        <w:spacing w:before="240" w:after="0" w:line="480" w:lineRule="auto"/>
       </w:pPr>
       <w:r>
         <w:rPr>
+          <w:rFonts w:ascii="Times New Roman" w:hAnsi="Times New Roman"/>
+          <w:b/>
           <w:sz w:val="24"/>
         </w:rPr>
-        <w:t>Four human coders (R1-R4) independently extract data in two pairs. Pair A (R1 + R2) codes 50 studies; Pair B (R3 + R4) codes 50 studies. Within each pair, coders work independently (blinded to each other's extractions). Inter-coder reliability is assessed using Cohen's kappa (categorical variables) and ICC(2,1) (continuous variables). Discrepancies are resolved through cross-pair adjudication: R1 adjudicates Pair B disagreements; R3 adjudicates Pair A disagreements. The final gold standard comprises consensus values for all 3,000 data elements (30 elements per study x 100 studies).</w:t>
+        <w:t>Table 1</w:t>
       </w:r>
     </w:p>
     <w:p>
       <w:pPr>
-        <w:spacing w:before="240" w:after="120"/>
+        <w:spacing w:before="0" w:after="120" w:line="480" w:lineRule="auto"/>
       </w:pPr>
       <w:r>
         <w:rPr>
-          <w:b/>
-          <w:sz w:val="24"/>
-        </w:rPr>
-        <w:t>LLM Extraction Pipeline</w:t>
-      </w:r>
-    </w:p>
-    <w:p>
-      <w:pPr>
-        <w:spacing w:after="0" w:line="480" w:lineRule="auto"/>
-        <w:ind w:firstLine="720"/>
-      </w:pPr>
-      <w:r>
-        <w:rPr>
-          <w:sz w:val="24"/>
-        </w:rPr>
-        <w:t>Each study PDF is processed by three LLMs independently using standardized extraction prompts organized into four modules: Module A (bibliographic metadata), Module B (correlation matrix extraction), Module C (construct operationalization), and Module D (moderator variable coding). Prompts include few-shot examples, output schema specifications, and explicit instructions for handling edge cases (e.g., PLS-SEM Fornell-Larcker tables, split-sample studies, beta-only reporting). Each LLM receives the full PDF as context (utilizing extended context windows) and returns structured JSON output.</w:t>
-      </w:r>
-    </w:p>
-    <w:p>
-      <w:pPr>
-        <w:spacing w:before="240" w:after="120"/>
-      </w:pPr>
-      <w:r>
-        <w:rPr>
-          <w:b/>
-          <w:sz w:val="24"/>
-        </w:rPr>
-        <w:t>Multi-Model Consensus Algorithm</w:t>
-      </w:r>
-    </w:p>
-    <w:p>
-      <w:pPr>
-        <w:spacing w:after="0" w:line="480" w:lineRule="auto"/>
-        <w:ind w:firstLine="720"/>
-      </w:pPr>
-      <w:r>
-        <w:rPr>
-          <w:sz w:val="24"/>
-        </w:rPr>
-        <w:t>For each data element, the consensus algorithm applies majority voting: if 2/3 or 3/3 models agree, the consensus value is adopted. When all three models disagree (three-way split), the element is flagged for human adjudication. The study evaluates consensus performance at two thresholds: 2/3 majority and 3/3 unanimity. Cost and time metrics are recorded for each workflow variant.</w:t>
-      </w:r>
-    </w:p>
-    <w:p>
-      <w:pPr>
-        <w:spacing w:before="240" w:after="120"/>
-      </w:pPr>
-      <w:r>
-        <w:rPr>
-          <w:b/>
-          <w:sz w:val="24"/>
-        </w:rPr>
-        <w:t>Analysis Plan</w:t>
-      </w:r>
-    </w:p>
-    <w:p>
-      <w:pPr>
-        <w:spacing w:after="0" w:line="480" w:lineRule="auto"/>
-        <w:ind w:firstLine="720"/>
-      </w:pPr>
-      <w:r>
-        <w:rPr>
-          <w:sz w:val="24"/>
-        </w:rPr>
-        <w:t>Accuracy is evaluated at the element level using precision, recall, and F1 score (treating the human gold standard as ground truth). For continuous variables (correlations), accuracy is assessed using mean absolute error (MAE) and proportion within +/- .02 tolerance. Statistical comparisons use McNemar's test (paired categorical) and paired t-tests (continuous). Effect sizes (Cohen's d, odds ratios) are reported for all comparisons. Cost-effectiveness is assessed as accuracy per dollar and accuracy per researcher-hour.</w:t>
-      </w:r>
-    </w:p>
-    <w:p>
-      <w:pPr>
-        <w:spacing w:before="240" w:after="120"/>
-        <w:jc w:val="center"/>
-      </w:pPr>
-      <w:r>
-        <w:rPr>
-          <w:b/>
-          <w:sz w:val="24"/>
-        </w:rPr>
-        <w:t>Expected Contributions</w:t>
-      </w:r>
-    </w:p>
-    <w:p>
-      <w:pPr>
-        <w:ind w:firstLine="720"/>
-      </w:pPr>
-      <w:r>
-        <w:rPr>
-          <w:b/>
+          <w:rFonts w:ascii="Times New Roman" w:hAnsi="Times New Roman"/>
           <w:i/>
           <w:sz w:val="24"/>
         </w:rPr>
-        <w:t xml:space="preserve">Methodological. </w:t>
-      </w:r>
-      <w:r>
-        <w:rPr>
-          <w:sz w:val="24"/>
-        </w:rPr>
-        <w:t>Establishes the first empirical benchmark for LLM accuracy on MASEM-specific extraction tasks. Provides a reproducible framework for evaluating AI extraction tools in any quantitative synthesis context.</w:t>
-      </w:r>
-    </w:p>
-    <w:p>
-      <w:pPr>
-        <w:ind w:firstLine="720"/>
-      </w:pPr>
-      <w:r>
-        <w:rPr>
-          <w:b/>
-          <w:i/>
-          <w:sz w:val="24"/>
-        </w:rPr>
-        <w:t xml:space="preserve">Practical. </w:t>
-      </w:r>
-      <w:r>
-        <w:rPr>
-          <w:sz w:val="24"/>
-        </w:rPr>
-        <w:t>Identifies the optimal human-AI hybrid workflow for MASEM data extraction, quantifying the time savings and accuracy trade-offs. Expected time reduction: 60-80% compared to fully manual extraction, at &gt;= 95% accuracy.</w:t>
-      </w:r>
-    </w:p>
-    <w:p>
-      <w:pPr>
-        <w:ind w:firstLine="720"/>
-      </w:pPr>
-      <w:r>
-        <w:rPr>
-          <w:b/>
-          <w:i/>
-          <w:sz w:val="24"/>
-        </w:rPr>
-        <w:t xml:space="preserve">Reporting Standards. </w:t>
-      </w:r>
-      <w:r>
-        <w:rPr>
-          <w:sz w:val="24"/>
-        </w:rPr>
-        <w:t>Demonstrates application of PRISMA-trAIce (2025) guidelines for transparent reporting of AI-assisted systematic review processes. Provides a template for future studies using LLMs in evidence synthesis.</w:t>
-      </w:r>
-    </w:p>
-    <w:p>
-      <w:pPr>
-        <w:spacing w:before="240" w:after="120"/>
-        <w:jc w:val="center"/>
-      </w:pPr>
-      <w:r>
-        <w:rPr>
-          <w:b/>
-          <w:sz w:val="24"/>
-        </w:rPr>
-        <w:t>Target Audience and Venue Characteristics</w:t>
-      </w:r>
-    </w:p>
-    <w:p>
-      <w:pPr>
-        <w:spacing w:after="0" w:line="480" w:lineRule="auto"/>
-      </w:pPr>
-      <w:r>
-        <w:rPr>
-          <w:sz w:val="24"/>
-        </w:rPr>
-        <w:t>This paper targets journals specializing in: (a) research synthesis methodology, (b) meta-analysis methods, (c) AI applications in research, or (d) information science methodology. Ideal venues should have published on automation in systematic reviews, machine learning for evidence synthesis, or methodological innovations in meta-analysis. Key characteristics:</w:t>
-      </w:r>
-    </w:p>
-    <w:p>
-      <w:pPr>
-        <w:ind w:left="1440" w:hanging="720"/>
-      </w:pPr>
-      <w:r>
-        <w:rPr>
-          <w:sz w:val="24"/>
-        </w:rPr>
-        <w:t xml:space="preserve">- </w:t>
-      </w:r>
-      <w:r>
-        <w:rPr>
-          <w:sz w:val="24"/>
-        </w:rPr>
-        <w:t>Publishes methodological innovations in systematic review / meta-analysis</w:t>
-      </w:r>
-    </w:p>
-    <w:p>
-      <w:pPr>
-        <w:ind w:left="1440" w:hanging="720"/>
-      </w:pPr>
-      <w:r>
-        <w:rPr>
-          <w:sz w:val="24"/>
-        </w:rPr>
-        <w:t xml:space="preserve">- </w:t>
-      </w:r>
-      <w:r>
-        <w:rPr>
-          <w:sz w:val="24"/>
-        </w:rPr>
-        <w:t>Readership includes researchers conducting quantitative evidence synthesis</w:t>
-      </w:r>
-    </w:p>
-    <w:p>
-      <w:pPr>
-        <w:ind w:left="1440" w:hanging="720"/>
-      </w:pPr>
-      <w:r>
-        <w:rPr>
-          <w:sz w:val="24"/>
-        </w:rPr>
-        <w:t xml:space="preserve">- </w:t>
-      </w:r>
-      <w:r>
-        <w:rPr>
-          <w:sz w:val="24"/>
-        </w:rPr>
-        <w:t>Open to AI/LLM applications in research methodology</w:t>
-      </w:r>
-    </w:p>
-    <w:p>
-      <w:pPr>
-        <w:ind w:left="1440" w:hanging="720"/>
-      </w:pPr>
-      <w:r>
-        <w:rPr>
-          <w:sz w:val="24"/>
-        </w:rPr>
-        <w:t xml:space="preserve">- </w:t>
-      </w:r>
-      <w:r>
-        <w:rPr>
-          <w:sz w:val="24"/>
-        </w:rPr>
-        <w:t>Accepts papers of 6,000-10,000 words with technical detail</w:t>
-      </w:r>
-    </w:p>
-    <w:p>
-      <w:pPr>
-        <w:ind w:left="1440" w:hanging="720"/>
-      </w:pPr>
-      <w:r>
-        <w:rPr>
-          <w:sz w:val="24"/>
-        </w:rPr>
-        <w:t xml:space="preserve">- </w:t>
-      </w:r>
-      <w:r>
-        <w:rPr>
-          <w:sz w:val="24"/>
-        </w:rPr>
-        <w:t>Impact Factor &gt;= 3.0 preferred</w:t>
-      </w:r>
-    </w:p>
-    <w:p>
-      <w:pPr>
-        <w:ind w:left="1440" w:hanging="720"/>
-      </w:pPr>
-      <w:r>
-        <w:rPr>
-          <w:sz w:val="24"/>
-        </w:rPr>
-        <w:t xml:space="preserve">- </w:t>
-      </w:r>
-      <w:r>
-        <w:rPr>
-          <w:sz w:val="24"/>
-        </w:rPr>
-        <w:t>Has published on automation, machine learning, or NLP in systematic reviews</w:t>
-      </w:r>
-    </w:p>
-    <w:p>
-      <w:pPr>
-        <w:ind w:left="1440" w:hanging="720"/>
-      </w:pPr>
-      <w:r>
-        <w:rPr>
-          <w:sz w:val="24"/>
-        </w:rPr>
-        <w:t xml:space="preserve">- </w:t>
-      </w:r>
-      <w:r>
-        <w:rPr>
-          <w:sz w:val="24"/>
-        </w:rPr>
-        <w:t>Values reproducibility and open-science reporting (code/data sharing)</w:t>
-      </w:r>
-    </w:p>
-    <w:p>
-      <w:pPr>
-        <w:spacing w:before="240" w:after="120"/>
-      </w:pPr>
-      <w:r>
-        <w:rPr>
-          <w:b/>
-          <w:sz w:val="24"/>
-        </w:rPr>
-        <w:t>Suggested Search Terms for Venue Identification</w:t>
-      </w:r>
-    </w:p>
-    <w:p>
-      <w:pPr>
-        <w:ind w:left="1440"/>
-      </w:pPr>
-      <w:r>
-        <w:rPr>
-          <w:i/>
-          <w:sz w:val="22"/>
-        </w:rPr>
-        <w:t>"systematic review AND (automation OR machine learning OR NLP) AND data extraction"</w:t>
-      </w:r>
-    </w:p>
-    <w:p>
-      <w:pPr>
-        <w:ind w:left="1440"/>
-      </w:pPr>
-      <w:r>
-        <w:rPr>
-          <w:i/>
-          <w:sz w:val="22"/>
-        </w:rPr>
-        <w:t>"meta-analysis AND (large language model OR LLM OR GPT OR AI)"</w:t>
-      </w:r>
-    </w:p>
-    <w:p>
-      <w:pPr>
-        <w:ind w:left="1440"/>
-      </w:pPr>
-      <w:r>
-        <w:rPr>
-          <w:i/>
-          <w:sz w:val="22"/>
-        </w:rPr>
-        <w:t>"research synthesis methods AND technology"</w:t>
-      </w:r>
-    </w:p>
-    <w:p>
-      <w:pPr>
-        <w:ind w:left="1440"/>
-      </w:pPr>
-      <w:r>
-        <w:rPr>
-          <w:i/>
-          <w:sz w:val="22"/>
-        </w:rPr>
-        <w:t>"inter-rater reliability AND automated coding"</w:t>
-      </w:r>
-    </w:p>
-    <w:p>
-      <w:pPr>
-        <w:ind w:left="1440"/>
-      </w:pPr>
-      <w:r>
-        <w:rPr>
-          <w:i/>
-          <w:sz w:val="22"/>
-        </w:rPr>
-        <w:t>"PRISMA AND artificial intelligence"</w:t>
-      </w:r>
-    </w:p>
-    <w:p>
-      <w:pPr>
-        <w:spacing w:before="240" w:after="120"/>
-        <w:jc w:val="center"/>
-      </w:pPr>
-      <w:r>
-        <w:rPr>
-          <w:b/>
-          <w:sz w:val="24"/>
-        </w:rPr>
-        <w:t>Key Numbers at a Glance</w:t>
+        <w:t>Gold Standard Design Parameters</w:t>
       </w:r>
     </w:p>
     <w:tbl>
       <w:tblPr>
-        <w:tblStyle w:val="TableGrid"/>
         <w:tblW w:type="auto" w:w="0"/>
+        <w:jc w:val="left"/>
         <w:tblLook w:firstColumn="1" w:firstRow="1" w:lastColumn="0" w:lastRow="0" w:noHBand="0" w:noVBand="1" w:val="04A0"/>
+        <w:tblBorders>
+          <w:top w:val="nil" w:sz="8" w:color="000000" w:space="0"/>
+          <w:bottom w:val="nil" w:sz="8" w:color="000000" w:space="0"/>
+          <w:left w:val="nil" w:sz="8" w:color="000000" w:space="0"/>
+          <w:right w:val="nil" w:sz="8" w:color="000000" w:space="0"/>
+          <w:insideH w:val="nil" w:sz="8" w:color="000000" w:space="0"/>
+          <w:insideV w:val="nil" w:sz="8" w:color="000000" w:space="0"/>
+        </w:tblBorders>
       </w:tblPr>
       <w:tblGrid>
         <w:gridCol w:w="4680"/>
@@ -711,11 +423,2629 @@
         <w:tc>
           <w:tcPr>
             <w:tcW w:type="dxa" w:w="4680"/>
-            <w:shd w:val="clear" w:color="auto" w:fill="D9E2F3"/>
+            <w:tcBorders>
+              <w:top w:val="single" w:sz="12" w:color="000000" w:space="0"/>
+              <w:bottom w:val="single" w:sz="8" w:color="000000" w:space="0"/>
+              <w:left w:val="nil" w:sz="8" w:color="000000" w:space="0"/>
+              <w:right w:val="nil" w:sz="8" w:color="000000" w:space="0"/>
+            </w:tcBorders>
           </w:tcPr>
           <w:p>
+            <w:pPr>
+              <w:spacing w:before="40" w:after="40" w:line="276" w:lineRule="auto"/>
+            </w:pPr>
             <w:r>
               <w:rPr>
+                <w:rFonts w:ascii="Times New Roman" w:hAnsi="Times New Roman"/>
+                <w:b/>
+                <w:sz w:val="22"/>
+              </w:rPr>
+              <w:t>Component</w:t>
+            </w:r>
+          </w:p>
+        </w:tc>
+        <w:tc>
+          <w:tcPr>
+            <w:tcW w:type="dxa" w:w="4680"/>
+            <w:tcBorders>
+              <w:top w:val="single" w:sz="12" w:color="000000" w:space="0"/>
+              <w:bottom w:val="single" w:sz="8" w:color="000000" w:space="0"/>
+              <w:left w:val="nil" w:sz="8" w:color="000000" w:space="0"/>
+              <w:right w:val="nil" w:sz="8" w:color="000000" w:space="0"/>
+            </w:tcBorders>
+          </w:tcPr>
+          <w:p>
+            <w:pPr>
+              <w:spacing w:before="40" w:after="40" w:line="276" w:lineRule="auto"/>
+            </w:pPr>
+            <w:r>
+              <w:rPr>
+                <w:rFonts w:ascii="Times New Roman" w:hAnsi="Times New Roman"/>
+                <w:b/>
+                <w:sz w:val="22"/>
+              </w:rPr>
+              <w:t>Specification</w:t>
+            </w:r>
+          </w:p>
+        </w:tc>
+      </w:tr>
+      <w:tr>
+        <w:tc>
+          <w:tcPr>
+            <w:tcW w:type="dxa" w:w="4680"/>
+            <w:tcBorders>
+              <w:top w:val="nil" w:sz="8" w:color="000000" w:space="0"/>
+              <w:bottom w:val="nil" w:sz="8" w:color="000000" w:space="0"/>
+              <w:left w:val="nil" w:sz="8" w:color="000000" w:space="0"/>
+              <w:right w:val="nil" w:sz="8" w:color="000000" w:space="0"/>
+            </w:tcBorders>
+          </w:tcPr>
+          <w:p>
+            <w:pPr>
+              <w:spacing w:before="20" w:after="20" w:line="276" w:lineRule="auto"/>
+            </w:pPr>
+            <w:r>
+              <w:rPr>
+                <w:rFonts w:ascii="Times New Roman" w:hAnsi="Times New Roman"/>
+                <w:sz w:val="22"/>
+              </w:rPr>
+              <w:t>Human coders</w:t>
+            </w:r>
+          </w:p>
+        </w:tc>
+        <w:tc>
+          <w:tcPr>
+            <w:tcW w:type="dxa" w:w="4680"/>
+            <w:tcBorders>
+              <w:top w:val="nil" w:sz="8" w:color="000000" w:space="0"/>
+              <w:bottom w:val="nil" w:sz="8" w:color="000000" w:space="0"/>
+              <w:left w:val="nil" w:sz="8" w:color="000000" w:space="0"/>
+              <w:right w:val="nil" w:sz="8" w:color="000000" w:space="0"/>
+            </w:tcBorders>
+          </w:tcPr>
+          <w:p>
+            <w:pPr>
+              <w:spacing w:before="20" w:after="20" w:line="276" w:lineRule="auto"/>
+            </w:pPr>
+            <w:r>
+              <w:rPr>
+                <w:rFonts w:ascii="Times New Roman" w:hAnsi="Times New Roman"/>
+                <w:sz w:val="22"/>
+              </w:rPr>
+              <w:t>4 (R1, R2, R3, R4)</w:t>
+            </w:r>
+          </w:p>
+        </w:tc>
+      </w:tr>
+      <w:tr>
+        <w:tc>
+          <w:tcPr>
+            <w:tcW w:type="dxa" w:w="4680"/>
+            <w:tcBorders>
+              <w:top w:val="nil" w:sz="8" w:color="000000" w:space="0"/>
+              <w:bottom w:val="nil" w:sz="8" w:color="000000" w:space="0"/>
+              <w:left w:val="nil" w:sz="8" w:color="000000" w:space="0"/>
+              <w:right w:val="nil" w:sz="8" w:color="000000" w:space="0"/>
+            </w:tcBorders>
+          </w:tcPr>
+          <w:p>
+            <w:pPr>
+              <w:spacing w:before="20" w:after="20" w:line="276" w:lineRule="auto"/>
+            </w:pPr>
+            <w:r>
+              <w:rPr>
+                <w:rFonts w:ascii="Times New Roman" w:hAnsi="Times New Roman"/>
+                <w:sz w:val="22"/>
+              </w:rPr>
+              <w:t>Pairing structure</w:t>
+            </w:r>
+          </w:p>
+        </w:tc>
+        <w:tc>
+          <w:tcPr>
+            <w:tcW w:type="dxa" w:w="4680"/>
+            <w:tcBorders>
+              <w:top w:val="nil" w:sz="8" w:color="000000" w:space="0"/>
+              <w:bottom w:val="nil" w:sz="8" w:color="000000" w:space="0"/>
+              <w:left w:val="nil" w:sz="8" w:color="000000" w:space="0"/>
+              <w:right w:val="nil" w:sz="8" w:color="000000" w:space="0"/>
+            </w:tcBorders>
+          </w:tcPr>
+          <w:p>
+            <w:pPr>
+              <w:spacing w:before="20" w:after="20" w:line="276" w:lineRule="auto"/>
+            </w:pPr>
+            <w:r>
+              <w:rPr>
+                <w:rFonts w:ascii="Times New Roman" w:hAnsi="Times New Roman"/>
+                <w:sz w:val="22"/>
+              </w:rPr>
+              <w:t>Pair A: R1 + R2 (50 studies); Pair B: R3 + R4 (50 studies)</w:t>
+            </w:r>
+          </w:p>
+        </w:tc>
+      </w:tr>
+      <w:tr>
+        <w:tc>
+          <w:tcPr>
+            <w:tcW w:type="dxa" w:w="4680"/>
+            <w:tcBorders>
+              <w:top w:val="nil" w:sz="8" w:color="000000" w:space="0"/>
+              <w:bottom w:val="nil" w:sz="8" w:color="000000" w:space="0"/>
+              <w:left w:val="nil" w:sz="8" w:color="000000" w:space="0"/>
+              <w:right w:val="nil" w:sz="8" w:color="000000" w:space="0"/>
+            </w:tcBorders>
+          </w:tcPr>
+          <w:p>
+            <w:pPr>
+              <w:spacing w:before="20" w:after="20" w:line="276" w:lineRule="auto"/>
+            </w:pPr>
+            <w:r>
+              <w:rPr>
+                <w:rFonts w:ascii="Times New Roman" w:hAnsi="Times New Roman"/>
+                <w:sz w:val="22"/>
+              </w:rPr>
+              <w:t>Independence</w:t>
+            </w:r>
+          </w:p>
+        </w:tc>
+        <w:tc>
+          <w:tcPr>
+            <w:tcW w:type="dxa" w:w="4680"/>
+            <w:tcBorders>
+              <w:top w:val="nil" w:sz="8" w:color="000000" w:space="0"/>
+              <w:bottom w:val="nil" w:sz="8" w:color="000000" w:space="0"/>
+              <w:left w:val="nil" w:sz="8" w:color="000000" w:space="0"/>
+              <w:right w:val="nil" w:sz="8" w:color="000000" w:space="0"/>
+            </w:tcBorders>
+          </w:tcPr>
+          <w:p>
+            <w:pPr>
+              <w:spacing w:before="20" w:after="20" w:line="276" w:lineRule="auto"/>
+            </w:pPr>
+            <w:r>
+              <w:rPr>
+                <w:rFonts w:ascii="Times New Roman" w:hAnsi="Times New Roman"/>
+                <w:sz w:val="22"/>
+              </w:rPr>
+              <w:t>Blinded within pairs</w:t>
+            </w:r>
+          </w:p>
+        </w:tc>
+      </w:tr>
+      <w:tr>
+        <w:tc>
+          <w:tcPr>
+            <w:tcW w:type="dxa" w:w="4680"/>
+            <w:tcBorders>
+              <w:top w:val="nil" w:sz="8" w:color="000000" w:space="0"/>
+              <w:bottom w:val="nil" w:sz="8" w:color="000000" w:space="0"/>
+              <w:left w:val="nil" w:sz="8" w:color="000000" w:space="0"/>
+              <w:right w:val="nil" w:sz="8" w:color="000000" w:space="0"/>
+            </w:tcBorders>
+          </w:tcPr>
+          <w:p>
+            <w:pPr>
+              <w:spacing w:before="20" w:after="20" w:line="276" w:lineRule="auto"/>
+            </w:pPr>
+            <w:r>
+              <w:rPr>
+                <w:rFonts w:ascii="Times New Roman" w:hAnsi="Times New Roman"/>
+                <w:sz w:val="22"/>
+              </w:rPr>
+              <w:t>ICR metric (categorical)</w:t>
+            </w:r>
+          </w:p>
+        </w:tc>
+        <w:tc>
+          <w:tcPr>
+            <w:tcW w:type="dxa" w:w="4680"/>
+            <w:tcBorders>
+              <w:top w:val="nil" w:sz="8" w:color="000000" w:space="0"/>
+              <w:bottom w:val="nil" w:sz="8" w:color="000000" w:space="0"/>
+              <w:left w:val="nil" w:sz="8" w:color="000000" w:space="0"/>
+              <w:right w:val="nil" w:sz="8" w:color="000000" w:space="0"/>
+            </w:tcBorders>
+          </w:tcPr>
+          <w:p>
+            <w:pPr>
+              <w:spacing w:before="20" w:after="20" w:line="276" w:lineRule="auto"/>
+            </w:pPr>
+            <w:r>
+              <w:rPr>
+                <w:rFonts w:ascii="Times New Roman" w:hAnsi="Times New Roman"/>
+                <w:sz w:val="22"/>
+              </w:rPr>
+              <w:t>Cohen's kappa</w:t>
+            </w:r>
+          </w:p>
+        </w:tc>
+      </w:tr>
+      <w:tr>
+        <w:tc>
+          <w:tcPr>
+            <w:tcW w:type="dxa" w:w="4680"/>
+            <w:tcBorders>
+              <w:top w:val="nil" w:sz="8" w:color="000000" w:space="0"/>
+              <w:bottom w:val="nil" w:sz="8" w:color="000000" w:space="0"/>
+              <w:left w:val="nil" w:sz="8" w:color="000000" w:space="0"/>
+              <w:right w:val="nil" w:sz="8" w:color="000000" w:space="0"/>
+            </w:tcBorders>
+          </w:tcPr>
+          <w:p>
+            <w:pPr>
+              <w:spacing w:before="20" w:after="20" w:line="276" w:lineRule="auto"/>
+            </w:pPr>
+            <w:r>
+              <w:rPr>
+                <w:rFonts w:ascii="Times New Roman" w:hAnsi="Times New Roman"/>
+                <w:sz w:val="22"/>
+              </w:rPr>
+              <w:t>ICR metric (continuous)</w:t>
+            </w:r>
+          </w:p>
+        </w:tc>
+        <w:tc>
+          <w:tcPr>
+            <w:tcW w:type="dxa" w:w="4680"/>
+            <w:tcBorders>
+              <w:top w:val="nil" w:sz="8" w:color="000000" w:space="0"/>
+              <w:bottom w:val="nil" w:sz="8" w:color="000000" w:space="0"/>
+              <w:left w:val="nil" w:sz="8" w:color="000000" w:space="0"/>
+              <w:right w:val="nil" w:sz="8" w:color="000000" w:space="0"/>
+            </w:tcBorders>
+          </w:tcPr>
+          <w:p>
+            <w:pPr>
+              <w:spacing w:before="20" w:after="20" w:line="276" w:lineRule="auto"/>
+            </w:pPr>
+            <w:r>
+              <w:rPr>
+                <w:rFonts w:ascii="Times New Roman" w:hAnsi="Times New Roman"/>
+                <w:sz w:val="22"/>
+              </w:rPr>
+              <w:t>ICC(2,1)</w:t>
+            </w:r>
+          </w:p>
+        </w:tc>
+      </w:tr>
+      <w:tr>
+        <w:tc>
+          <w:tcPr>
+            <w:tcW w:type="dxa" w:w="4680"/>
+            <w:tcBorders>
+              <w:top w:val="nil" w:sz="8" w:color="000000" w:space="0"/>
+              <w:bottom w:val="nil" w:sz="8" w:color="000000" w:space="0"/>
+              <w:left w:val="nil" w:sz="8" w:color="000000" w:space="0"/>
+              <w:right w:val="nil" w:sz="8" w:color="000000" w:space="0"/>
+            </w:tcBorders>
+          </w:tcPr>
+          <w:p>
+            <w:pPr>
+              <w:spacing w:before="20" w:after="20" w:line="276" w:lineRule="auto"/>
+            </w:pPr>
+            <w:r>
+              <w:rPr>
+                <w:rFonts w:ascii="Times New Roman" w:hAnsi="Times New Roman"/>
+                <w:sz w:val="22"/>
+              </w:rPr>
+              <w:t>ICR target</w:t>
+            </w:r>
+          </w:p>
+        </w:tc>
+        <w:tc>
+          <w:tcPr>
+            <w:tcW w:type="dxa" w:w="4680"/>
+            <w:tcBorders>
+              <w:top w:val="nil" w:sz="8" w:color="000000" w:space="0"/>
+              <w:bottom w:val="nil" w:sz="8" w:color="000000" w:space="0"/>
+              <w:left w:val="nil" w:sz="8" w:color="000000" w:space="0"/>
+              <w:right w:val="nil" w:sz="8" w:color="000000" w:space="0"/>
+            </w:tcBorders>
+          </w:tcPr>
+          <w:p>
+            <w:pPr>
+              <w:spacing w:before="20" w:after="20" w:line="276" w:lineRule="auto"/>
+            </w:pPr>
+            <w:r>
+              <w:rPr>
+                <w:rFonts w:ascii="Times New Roman" w:hAnsi="Times New Roman"/>
+                <w:sz w:val="22"/>
+              </w:rPr>
+              <w:t>kappa &gt;= .85</w:t>
+            </w:r>
+          </w:p>
+        </w:tc>
+      </w:tr>
+      <w:tr>
+        <w:tc>
+          <w:tcPr>
+            <w:tcW w:type="dxa" w:w="4680"/>
+            <w:tcBorders>
+              <w:top w:val="nil" w:sz="8" w:color="000000" w:space="0"/>
+              <w:bottom w:val="nil" w:sz="8" w:color="000000" w:space="0"/>
+              <w:left w:val="nil" w:sz="8" w:color="000000" w:space="0"/>
+              <w:right w:val="nil" w:sz="8" w:color="000000" w:space="0"/>
+            </w:tcBorders>
+          </w:tcPr>
+          <w:p>
+            <w:pPr>
+              <w:spacing w:before="20" w:after="20" w:line="276" w:lineRule="auto"/>
+            </w:pPr>
+            <w:r>
+              <w:rPr>
+                <w:rFonts w:ascii="Times New Roman" w:hAnsi="Times New Roman"/>
+                <w:sz w:val="22"/>
+              </w:rPr>
+              <w:t>Adjudication</w:t>
+            </w:r>
+          </w:p>
+        </w:tc>
+        <w:tc>
+          <w:tcPr>
+            <w:tcW w:type="dxa" w:w="4680"/>
+            <w:tcBorders>
+              <w:top w:val="nil" w:sz="8" w:color="000000" w:space="0"/>
+              <w:bottom w:val="nil" w:sz="8" w:color="000000" w:space="0"/>
+              <w:left w:val="nil" w:sz="8" w:color="000000" w:space="0"/>
+              <w:right w:val="nil" w:sz="8" w:color="000000" w:space="0"/>
+            </w:tcBorders>
+          </w:tcPr>
+          <w:p>
+            <w:pPr>
+              <w:spacing w:before="20" w:after="20" w:line="276" w:lineRule="auto"/>
+            </w:pPr>
+            <w:r>
+              <w:rPr>
+                <w:rFonts w:ascii="Times New Roman" w:hAnsi="Times New Roman"/>
+                <w:sz w:val="22"/>
+              </w:rPr>
+              <w:t>Cross-pair: R1 adjudicates Pair B; R3 adjudicates Pair A</w:t>
+            </w:r>
+          </w:p>
+        </w:tc>
+      </w:tr>
+      <w:tr>
+        <w:tc>
+          <w:tcPr>
+            <w:tcW w:type="dxa" w:w="4680"/>
+            <w:tcBorders>
+              <w:top w:val="nil" w:sz="8" w:color="000000" w:space="0"/>
+              <w:bottom w:val="single" w:sz="12" w:color="000000" w:space="0"/>
+              <w:left w:val="nil" w:sz="8" w:color="000000" w:space="0"/>
+              <w:right w:val="nil" w:sz="8" w:color="000000" w:space="0"/>
+            </w:tcBorders>
+          </w:tcPr>
+          <w:p>
+            <w:pPr>
+              <w:spacing w:before="20" w:after="20" w:line="276" w:lineRule="auto"/>
+            </w:pPr>
+            <w:r>
+              <w:rPr>
+                <w:rFonts w:ascii="Times New Roman" w:hAnsi="Times New Roman"/>
+                <w:sz w:val="22"/>
+              </w:rPr>
+              <w:t>Final standard</w:t>
+            </w:r>
+          </w:p>
+        </w:tc>
+        <w:tc>
+          <w:tcPr>
+            <w:tcW w:type="dxa" w:w="4680"/>
+            <w:tcBorders>
+              <w:top w:val="nil" w:sz="8" w:color="000000" w:space="0"/>
+              <w:bottom w:val="single" w:sz="12" w:color="000000" w:space="0"/>
+              <w:left w:val="nil" w:sz="8" w:color="000000" w:space="0"/>
+              <w:right w:val="nil" w:sz="8" w:color="000000" w:space="0"/>
+            </w:tcBorders>
+          </w:tcPr>
+          <w:p>
+            <w:pPr>
+              <w:spacing w:before="20" w:after="20" w:line="276" w:lineRule="auto"/>
+            </w:pPr>
+            <w:r>
+              <w:rPr>
+                <w:rFonts w:ascii="Times New Roman" w:hAnsi="Times New Roman"/>
+                <w:sz w:val="22"/>
+              </w:rPr>
+              <w:t>Consensus values for all 3,000 data elements</w:t>
+            </w:r>
+          </w:p>
+        </w:tc>
+      </w:tr>
+    </w:tbl>
+    <w:p>
+      <w:pPr>
+        <w:spacing w:before="240" w:after="0" w:line="480" w:lineRule="auto"/>
+      </w:pPr>
+      <w:r>
+        <w:rPr>
+          <w:rFonts w:ascii="Times New Roman" w:hAnsi="Times New Roman"/>
+          <w:b/>
+          <w:sz w:val="24"/>
+        </w:rPr>
+        <w:t>LLM Extraction Pipeline</w:t>
+      </w:r>
+    </w:p>
+    <w:p>
+      <w:pPr>
+        <w:spacing w:line="480" w:lineRule="auto" w:after="0"/>
+        <w:ind w:firstLine="720"/>
+      </w:pPr>
+      <w:r>
+        <w:rPr>
+          <w:rFonts w:ascii="Times New Roman" w:hAnsi="Times New Roman"/>
+          <w:sz w:val="24"/>
+        </w:rPr>
+        <w:t>Each study PDF is processed by three LLMs independently using standardized extraction prompts organized into four modules. Prompts include few-shot examples, output schema specifications, and explicit instructions for handling edge cases (e.g., PLS-SEM Fornell-Larcker tables, split-sample studies, beta-only reporting). Each LLM receives the full PDF as context and returns structured JSON output.</w:t>
+      </w:r>
+    </w:p>
+    <w:p>
+      <w:pPr>
+        <w:spacing w:before="240" w:after="0" w:line="480" w:lineRule="auto"/>
+      </w:pPr>
+      <w:r>
+        <w:rPr>
+          <w:rFonts w:ascii="Times New Roman" w:hAnsi="Times New Roman"/>
+          <w:b/>
+          <w:sz w:val="24"/>
+        </w:rPr>
+        <w:t>Table 2</w:t>
+      </w:r>
+    </w:p>
+    <w:p>
+      <w:pPr>
+        <w:spacing w:before="0" w:after="120" w:line="480" w:lineRule="auto"/>
+      </w:pPr>
+      <w:r>
+        <w:rPr>
+          <w:rFonts w:ascii="Times New Roman" w:hAnsi="Times New Roman"/>
+          <w:i/>
+          <w:sz w:val="24"/>
+        </w:rPr>
+        <w:t>Extraction Module Structure</w:t>
+      </w:r>
+    </w:p>
+    <w:tbl>
+      <w:tblPr>
+        <w:tblW w:type="auto" w:w="0"/>
+        <w:jc w:val="left"/>
+        <w:tblLook w:firstColumn="1" w:firstRow="1" w:lastColumn="0" w:lastRow="0" w:noHBand="0" w:noVBand="1" w:val="04A0"/>
+        <w:tblBorders>
+          <w:top w:val="nil" w:sz="8" w:color="000000" w:space="0"/>
+          <w:bottom w:val="nil" w:sz="8" w:color="000000" w:space="0"/>
+          <w:left w:val="nil" w:sz="8" w:color="000000" w:space="0"/>
+          <w:right w:val="nil" w:sz="8" w:color="000000" w:space="0"/>
+          <w:insideH w:val="nil" w:sz="8" w:color="000000" w:space="0"/>
+          <w:insideV w:val="nil" w:sz="8" w:color="000000" w:space="0"/>
+        </w:tblBorders>
+      </w:tblPr>
+      <w:tblGrid>
+        <w:gridCol w:w="3120"/>
+        <w:gridCol w:w="3120"/>
+        <w:gridCol w:w="3120"/>
+      </w:tblGrid>
+      <w:tr>
+        <w:tc>
+          <w:tcPr>
+            <w:tcW w:type="dxa" w:w="3120"/>
+            <w:tcBorders>
+              <w:top w:val="single" w:sz="12" w:color="000000" w:space="0"/>
+              <w:bottom w:val="single" w:sz="8" w:color="000000" w:space="0"/>
+              <w:left w:val="nil" w:sz="8" w:color="000000" w:space="0"/>
+              <w:right w:val="nil" w:sz="8" w:color="000000" w:space="0"/>
+            </w:tcBorders>
+          </w:tcPr>
+          <w:p>
+            <w:pPr>
+              <w:spacing w:before="40" w:after="40" w:line="276" w:lineRule="auto"/>
+            </w:pPr>
+            <w:r>
+              <w:rPr>
+                <w:rFonts w:ascii="Times New Roman" w:hAnsi="Times New Roman"/>
+                <w:b/>
+                <w:sz w:val="22"/>
+              </w:rPr>
+              <w:t>Module</w:t>
+            </w:r>
+          </w:p>
+        </w:tc>
+        <w:tc>
+          <w:tcPr>
+            <w:tcW w:type="dxa" w:w="3120"/>
+            <w:tcBorders>
+              <w:top w:val="single" w:sz="12" w:color="000000" w:space="0"/>
+              <w:bottom w:val="single" w:sz="8" w:color="000000" w:space="0"/>
+              <w:left w:val="nil" w:sz="8" w:color="000000" w:space="0"/>
+              <w:right w:val="nil" w:sz="8" w:color="000000" w:space="0"/>
+            </w:tcBorders>
+          </w:tcPr>
+          <w:p>
+            <w:pPr>
+              <w:spacing w:before="40" w:after="40" w:line="276" w:lineRule="auto"/>
+            </w:pPr>
+            <w:r>
+              <w:rPr>
+                <w:rFonts w:ascii="Times New Roman" w:hAnsi="Times New Roman"/>
+                <w:b/>
+                <w:sz w:val="22"/>
+              </w:rPr>
+              <w:t>Content</w:t>
+            </w:r>
+          </w:p>
+        </w:tc>
+        <w:tc>
+          <w:tcPr>
+            <w:tcW w:type="dxa" w:w="3120"/>
+            <w:tcBorders>
+              <w:top w:val="single" w:sz="12" w:color="000000" w:space="0"/>
+              <w:bottom w:val="single" w:sz="8" w:color="000000" w:space="0"/>
+              <w:left w:val="nil" w:sz="8" w:color="000000" w:space="0"/>
+              <w:right w:val="nil" w:sz="8" w:color="000000" w:space="0"/>
+            </w:tcBorders>
+          </w:tcPr>
+          <w:p>
+            <w:pPr>
+              <w:spacing w:before="40" w:after="40" w:line="276" w:lineRule="auto"/>
+            </w:pPr>
+            <w:r>
+              <w:rPr>
+                <w:rFonts w:ascii="Times New Roman" w:hAnsi="Times New Roman"/>
+                <w:b/>
+                <w:sz w:val="22"/>
+              </w:rPr>
+              <w:t>Elements per Study</w:t>
+            </w:r>
+          </w:p>
+        </w:tc>
+      </w:tr>
+      <w:tr>
+        <w:tc>
+          <w:tcPr>
+            <w:tcW w:type="dxa" w:w="3120"/>
+            <w:tcBorders>
+              <w:top w:val="nil" w:sz="8" w:color="000000" w:space="0"/>
+              <w:bottom w:val="nil" w:sz="8" w:color="000000" w:space="0"/>
+              <w:left w:val="nil" w:sz="8" w:color="000000" w:space="0"/>
+              <w:right w:val="nil" w:sz="8" w:color="000000" w:space="0"/>
+            </w:tcBorders>
+          </w:tcPr>
+          <w:p>
+            <w:pPr>
+              <w:spacing w:before="20" w:after="20" w:line="276" w:lineRule="auto"/>
+            </w:pPr>
+            <w:r>
+              <w:rPr>
+                <w:rFonts w:ascii="Times New Roman" w:hAnsi="Times New Roman"/>
+                <w:sz w:val="22"/>
+              </w:rPr>
+              <w:t>A: Bibliographic</w:t>
+            </w:r>
+          </w:p>
+        </w:tc>
+        <w:tc>
+          <w:tcPr>
+            <w:tcW w:type="dxa" w:w="3120"/>
+            <w:tcBorders>
+              <w:top w:val="nil" w:sz="8" w:color="000000" w:space="0"/>
+              <w:bottom w:val="nil" w:sz="8" w:color="000000" w:space="0"/>
+              <w:left w:val="nil" w:sz="8" w:color="000000" w:space="0"/>
+              <w:right w:val="nil" w:sz="8" w:color="000000" w:space="0"/>
+            </w:tcBorders>
+          </w:tcPr>
+          <w:p>
+            <w:pPr>
+              <w:spacing w:before="20" w:after="20" w:line="276" w:lineRule="auto"/>
+            </w:pPr>
+            <w:r>
+              <w:rPr>
+                <w:rFonts w:ascii="Times New Roman" w:hAnsi="Times New Roman"/>
+                <w:sz w:val="22"/>
+              </w:rPr>
+              <w:t>Title, year, N, country, journal, AI type</w:t>
+            </w:r>
+          </w:p>
+        </w:tc>
+        <w:tc>
+          <w:tcPr>
+            <w:tcW w:type="dxa" w:w="3120"/>
+            <w:tcBorders>
+              <w:top w:val="nil" w:sz="8" w:color="000000" w:space="0"/>
+              <w:bottom w:val="nil" w:sz="8" w:color="000000" w:space="0"/>
+              <w:left w:val="nil" w:sz="8" w:color="000000" w:space="0"/>
+              <w:right w:val="nil" w:sz="8" w:color="000000" w:space="0"/>
+            </w:tcBorders>
+          </w:tcPr>
+          <w:p>
+            <w:pPr>
+              <w:spacing w:before="20" w:after="20" w:line="276" w:lineRule="auto"/>
+            </w:pPr>
+            <w:r>
+              <w:rPr>
+                <w:rFonts w:ascii="Times New Roman" w:hAnsi="Times New Roman"/>
+                <w:sz w:val="22"/>
+              </w:rPr>
+              <w:t>~8</w:t>
+            </w:r>
+          </w:p>
+        </w:tc>
+      </w:tr>
+      <w:tr>
+        <w:tc>
+          <w:tcPr>
+            <w:tcW w:type="dxa" w:w="3120"/>
+            <w:tcBorders>
+              <w:top w:val="nil" w:sz="8" w:color="000000" w:space="0"/>
+              <w:bottom w:val="nil" w:sz="8" w:color="000000" w:space="0"/>
+              <w:left w:val="nil" w:sz="8" w:color="000000" w:space="0"/>
+              <w:right w:val="nil" w:sz="8" w:color="000000" w:space="0"/>
+            </w:tcBorders>
+          </w:tcPr>
+          <w:p>
+            <w:pPr>
+              <w:spacing w:before="20" w:after="20" w:line="276" w:lineRule="auto"/>
+            </w:pPr>
+            <w:r>
+              <w:rPr>
+                <w:rFonts w:ascii="Times New Roman" w:hAnsi="Times New Roman"/>
+                <w:sz w:val="22"/>
+              </w:rPr>
+              <w:t>B: Correlation Matrix</w:t>
+            </w:r>
+          </w:p>
+        </w:tc>
+        <w:tc>
+          <w:tcPr>
+            <w:tcW w:type="dxa" w:w="3120"/>
+            <w:tcBorders>
+              <w:top w:val="nil" w:sz="8" w:color="000000" w:space="0"/>
+              <w:bottom w:val="nil" w:sz="8" w:color="000000" w:space="0"/>
+              <w:left w:val="nil" w:sz="8" w:color="000000" w:space="0"/>
+              <w:right w:val="nil" w:sz="8" w:color="000000" w:space="0"/>
+            </w:tcBorders>
+          </w:tcPr>
+          <w:p>
+            <w:pPr>
+              <w:spacing w:before="20" w:after="20" w:line="276" w:lineRule="auto"/>
+            </w:pPr>
+            <w:r>
+              <w:rPr>
+                <w:rFonts w:ascii="Times New Roman" w:hAnsi="Times New Roman"/>
+                <w:sz w:val="22"/>
+              </w:rPr>
+              <w:t>Pearson r, Fornell-Larcker, HTMT extraction</w:t>
+            </w:r>
+          </w:p>
+        </w:tc>
+        <w:tc>
+          <w:tcPr>
+            <w:tcW w:type="dxa" w:w="3120"/>
+            <w:tcBorders>
+              <w:top w:val="nil" w:sz="8" w:color="000000" w:space="0"/>
+              <w:bottom w:val="nil" w:sz="8" w:color="000000" w:space="0"/>
+              <w:left w:val="nil" w:sz="8" w:color="000000" w:space="0"/>
+              <w:right w:val="nil" w:sz="8" w:color="000000" w:space="0"/>
+            </w:tcBorders>
+          </w:tcPr>
+          <w:p>
+            <w:pPr>
+              <w:spacing w:before="20" w:after="20" w:line="276" w:lineRule="auto"/>
+            </w:pPr>
+            <w:r>
+              <w:rPr>
+                <w:rFonts w:ascii="Times New Roman" w:hAnsi="Times New Roman"/>
+                <w:sz w:val="22"/>
+              </w:rPr>
+              <w:t>~10-15</w:t>
+            </w:r>
+          </w:p>
+        </w:tc>
+      </w:tr>
+      <w:tr>
+        <w:tc>
+          <w:tcPr>
+            <w:tcW w:type="dxa" w:w="3120"/>
+            <w:tcBorders>
+              <w:top w:val="nil" w:sz="8" w:color="000000" w:space="0"/>
+              <w:bottom w:val="nil" w:sz="8" w:color="000000" w:space="0"/>
+              <w:left w:val="nil" w:sz="8" w:color="000000" w:space="0"/>
+              <w:right w:val="nil" w:sz="8" w:color="000000" w:space="0"/>
+            </w:tcBorders>
+          </w:tcPr>
+          <w:p>
+            <w:pPr>
+              <w:spacing w:before="20" w:after="20" w:line="276" w:lineRule="auto"/>
+            </w:pPr>
+            <w:r>
+              <w:rPr>
+                <w:rFonts w:ascii="Times New Roman" w:hAnsi="Times New Roman"/>
+                <w:sz w:val="22"/>
+              </w:rPr>
+              <w:t>C: Construct Operationalization</w:t>
+            </w:r>
+          </w:p>
+        </w:tc>
+        <w:tc>
+          <w:tcPr>
+            <w:tcW w:type="dxa" w:w="3120"/>
+            <w:tcBorders>
+              <w:top w:val="nil" w:sz="8" w:color="000000" w:space="0"/>
+              <w:bottom w:val="nil" w:sz="8" w:color="000000" w:space="0"/>
+              <w:left w:val="nil" w:sz="8" w:color="000000" w:space="0"/>
+              <w:right w:val="nil" w:sz="8" w:color="000000" w:space="0"/>
+            </w:tcBorders>
+          </w:tcPr>
+          <w:p>
+            <w:pPr>
+              <w:spacing w:before="20" w:after="20" w:line="276" w:lineRule="auto"/>
+            </w:pPr>
+            <w:r>
+              <w:rPr>
+                <w:rFonts w:ascii="Times New Roman" w:hAnsi="Times New Roman"/>
+                <w:sz w:val="22"/>
+              </w:rPr>
+              <w:t>Scale source, items, reliability (alpha, CR)</w:t>
+            </w:r>
+          </w:p>
+        </w:tc>
+        <w:tc>
+          <w:tcPr>
+            <w:tcW w:type="dxa" w:w="3120"/>
+            <w:tcBorders>
+              <w:top w:val="nil" w:sz="8" w:color="000000" w:space="0"/>
+              <w:bottom w:val="nil" w:sz="8" w:color="000000" w:space="0"/>
+              <w:left w:val="nil" w:sz="8" w:color="000000" w:space="0"/>
+              <w:right w:val="nil" w:sz="8" w:color="000000" w:space="0"/>
+            </w:tcBorders>
+          </w:tcPr>
+          <w:p>
+            <w:pPr>
+              <w:spacing w:before="20" w:after="20" w:line="276" w:lineRule="auto"/>
+            </w:pPr>
+            <w:r>
+              <w:rPr>
+                <w:rFonts w:ascii="Times New Roman" w:hAnsi="Times New Roman"/>
+                <w:sz w:val="22"/>
+              </w:rPr>
+              <w:t>~5</w:t>
+            </w:r>
+          </w:p>
+        </w:tc>
+      </w:tr>
+      <w:tr>
+        <w:tc>
+          <w:tcPr>
+            <w:tcW w:type="dxa" w:w="3120"/>
+            <w:tcBorders>
+              <w:top w:val="nil" w:sz="8" w:color="000000" w:space="0"/>
+              <w:bottom w:val="single" w:sz="12" w:color="000000" w:space="0"/>
+              <w:left w:val="nil" w:sz="8" w:color="000000" w:space="0"/>
+              <w:right w:val="nil" w:sz="8" w:color="000000" w:space="0"/>
+            </w:tcBorders>
+          </w:tcPr>
+          <w:p>
+            <w:pPr>
+              <w:spacing w:before="20" w:after="20" w:line="276" w:lineRule="auto"/>
+            </w:pPr>
+            <w:r>
+              <w:rPr>
+                <w:rFonts w:ascii="Times New Roman" w:hAnsi="Times New Roman"/>
+                <w:sz w:val="22"/>
+              </w:rPr>
+              <w:t>D: Moderator Variables</w:t>
+            </w:r>
+          </w:p>
+        </w:tc>
+        <w:tc>
+          <w:tcPr>
+            <w:tcW w:type="dxa" w:w="3120"/>
+            <w:tcBorders>
+              <w:top w:val="nil" w:sz="8" w:color="000000" w:space="0"/>
+              <w:bottom w:val="single" w:sz="12" w:color="000000" w:space="0"/>
+              <w:left w:val="nil" w:sz="8" w:color="000000" w:space="0"/>
+              <w:right w:val="nil" w:sz="8" w:color="000000" w:space="0"/>
+            </w:tcBorders>
+          </w:tcPr>
+          <w:p>
+            <w:pPr>
+              <w:spacing w:before="20" w:after="20" w:line="276" w:lineRule="auto"/>
+            </w:pPr>
+            <w:r>
+              <w:rPr>
+                <w:rFonts w:ascii="Times New Roman" w:hAnsi="Times New Roman"/>
+                <w:sz w:val="22"/>
+              </w:rPr>
+              <w:t>Education level, AI tool type, research setting</w:t>
+            </w:r>
+          </w:p>
+        </w:tc>
+        <w:tc>
+          <w:tcPr>
+            <w:tcW w:type="dxa" w:w="3120"/>
+            <w:tcBorders>
+              <w:top w:val="nil" w:sz="8" w:color="000000" w:space="0"/>
+              <w:bottom w:val="single" w:sz="12" w:color="000000" w:space="0"/>
+              <w:left w:val="nil" w:sz="8" w:color="000000" w:space="0"/>
+              <w:right w:val="nil" w:sz="8" w:color="000000" w:space="0"/>
+            </w:tcBorders>
+          </w:tcPr>
+          <w:p>
+            <w:pPr>
+              <w:spacing w:before="20" w:after="20" w:line="276" w:lineRule="auto"/>
+            </w:pPr>
+            <w:r>
+              <w:rPr>
+                <w:rFonts w:ascii="Times New Roman" w:hAnsi="Times New Roman"/>
+                <w:sz w:val="22"/>
+              </w:rPr>
+              <w:t>~5</w:t>
+            </w:r>
+          </w:p>
+        </w:tc>
+      </w:tr>
+    </w:tbl>
+    <w:p>
+      <w:pPr>
+        <w:spacing w:before="40" w:after="240" w:line="480" w:lineRule="auto"/>
+      </w:pPr>
+      <w:r>
+        <w:rPr>
+          <w:rFonts w:ascii="Times New Roman" w:hAnsi="Times New Roman"/>
+          <w:i/>
+          <w:sz w:val="20"/>
+        </w:rPr>
+        <w:t xml:space="preserve">Note. </w:t>
+      </w:r>
+      <w:r>
+        <w:rPr>
+          <w:rFonts w:ascii="Times New Roman" w:hAnsi="Times New Roman"/>
+          <w:sz w:val="20"/>
+        </w:rPr>
+        <w:t>Total approximately 30 data elements per study; 3,000 elements across 100 studies.</w:t>
+      </w:r>
+    </w:p>
+    <w:p>
+      <w:pPr>
+        <w:spacing w:before="240" w:after="0" w:line="480" w:lineRule="auto"/>
+      </w:pPr>
+      <w:r>
+        <w:rPr>
+          <w:rFonts w:ascii="Times New Roman" w:hAnsi="Times New Roman"/>
+          <w:b/>
+          <w:sz w:val="24"/>
+        </w:rPr>
+        <w:t>Multi-Model Consensus Algorithm</w:t>
+      </w:r>
+    </w:p>
+    <w:p>
+      <w:pPr>
+        <w:spacing w:line="480" w:lineRule="auto" w:after="0"/>
+        <w:ind w:firstLine="720"/>
+      </w:pPr>
+      <w:r>
+        <w:rPr>
+          <w:rFonts w:ascii="Times New Roman" w:hAnsi="Times New Roman"/>
+          <w:sz w:val="24"/>
+        </w:rPr>
+        <w:t>For each data element, the consensus algorithm applies majority voting: if two of three or all three models agree, the consensus value is adopted. When all three models disagree (three-way split), the element is flagged for human adjudication. The study evaluates consensus performance at two thresholds: two-of-three majority and three-of-three unanimity.</w:t>
+      </w:r>
+    </w:p>
+    <w:p>
+      <w:pPr>
+        <w:spacing w:before="240" w:after="0" w:line="480" w:lineRule="auto"/>
+      </w:pPr>
+      <w:r>
+        <w:rPr>
+          <w:rFonts w:ascii="Times New Roman" w:hAnsi="Times New Roman"/>
+          <w:b/>
+          <w:sz w:val="24"/>
+        </w:rPr>
+        <w:t>Analysis Plan</w:t>
+      </w:r>
+    </w:p>
+    <w:p>
+      <w:pPr>
+        <w:spacing w:before="240" w:after="0" w:line="480" w:lineRule="auto"/>
+      </w:pPr>
+      <w:r>
+        <w:rPr>
+          <w:rFonts w:ascii="Times New Roman" w:hAnsi="Times New Roman"/>
+          <w:b/>
+          <w:sz w:val="24"/>
+        </w:rPr>
+        <w:t>Table 3</w:t>
+      </w:r>
+    </w:p>
+    <w:p>
+      <w:pPr>
+        <w:spacing w:before="0" w:after="120" w:line="480" w:lineRule="auto"/>
+      </w:pPr>
+      <w:r>
+        <w:rPr>
+          <w:rFonts w:ascii="Times New Roman" w:hAnsi="Times New Roman"/>
+          <w:i/>
+          <w:sz w:val="24"/>
+        </w:rPr>
+        <w:t>Accuracy Metrics and Statistical Tests</w:t>
+      </w:r>
+    </w:p>
+    <w:tbl>
+      <w:tblPr>
+        <w:tblW w:type="auto" w:w="0"/>
+        <w:jc w:val="left"/>
+        <w:tblLook w:firstColumn="1" w:firstRow="1" w:lastColumn="0" w:lastRow="0" w:noHBand="0" w:noVBand="1" w:val="04A0"/>
+        <w:tblBorders>
+          <w:top w:val="nil" w:sz="8" w:color="000000" w:space="0"/>
+          <w:bottom w:val="nil" w:sz="8" w:color="000000" w:space="0"/>
+          <w:left w:val="nil" w:sz="8" w:color="000000" w:space="0"/>
+          <w:right w:val="nil" w:sz="8" w:color="000000" w:space="0"/>
+          <w:insideH w:val="nil" w:sz="8" w:color="000000" w:space="0"/>
+          <w:insideV w:val="nil" w:sz="8" w:color="000000" w:space="0"/>
+        </w:tblBorders>
+      </w:tblPr>
+      <w:tblGrid>
+        <w:gridCol w:w="3120"/>
+        <w:gridCol w:w="3120"/>
+        <w:gridCol w:w="3120"/>
+      </w:tblGrid>
+      <w:tr>
+        <w:tc>
+          <w:tcPr>
+            <w:tcW w:type="dxa" w:w="3120"/>
+            <w:tcBorders>
+              <w:top w:val="single" w:sz="12" w:color="000000" w:space="0"/>
+              <w:bottom w:val="single" w:sz="8" w:color="000000" w:space="0"/>
+              <w:left w:val="nil" w:sz="8" w:color="000000" w:space="0"/>
+              <w:right w:val="nil" w:sz="8" w:color="000000" w:space="0"/>
+            </w:tcBorders>
+          </w:tcPr>
+          <w:p>
+            <w:pPr>
+              <w:spacing w:before="40" w:after="40" w:line="276" w:lineRule="auto"/>
+            </w:pPr>
+            <w:r>
+              <w:rPr>
+                <w:rFonts w:ascii="Times New Roman" w:hAnsi="Times New Roman"/>
+                <w:b/>
+                <w:sz w:val="22"/>
+              </w:rPr>
+              <w:t>Metric</w:t>
+            </w:r>
+          </w:p>
+        </w:tc>
+        <w:tc>
+          <w:tcPr>
+            <w:tcW w:type="dxa" w:w="3120"/>
+            <w:tcBorders>
+              <w:top w:val="single" w:sz="12" w:color="000000" w:space="0"/>
+              <w:bottom w:val="single" w:sz="8" w:color="000000" w:space="0"/>
+              <w:left w:val="nil" w:sz="8" w:color="000000" w:space="0"/>
+              <w:right w:val="nil" w:sz="8" w:color="000000" w:space="0"/>
+            </w:tcBorders>
+          </w:tcPr>
+          <w:p>
+            <w:pPr>
+              <w:spacing w:before="40" w:after="40" w:line="276" w:lineRule="auto"/>
+            </w:pPr>
+            <w:r>
+              <w:rPr>
+                <w:rFonts w:ascii="Times New Roman" w:hAnsi="Times New Roman"/>
+                <w:b/>
+                <w:sz w:val="22"/>
+              </w:rPr>
+              <w:t>Application</w:t>
+            </w:r>
+          </w:p>
+        </w:tc>
+        <w:tc>
+          <w:tcPr>
+            <w:tcW w:type="dxa" w:w="3120"/>
+            <w:tcBorders>
+              <w:top w:val="single" w:sz="12" w:color="000000" w:space="0"/>
+              <w:bottom w:val="single" w:sz="8" w:color="000000" w:space="0"/>
+              <w:left w:val="nil" w:sz="8" w:color="000000" w:space="0"/>
+              <w:right w:val="nil" w:sz="8" w:color="000000" w:space="0"/>
+            </w:tcBorders>
+          </w:tcPr>
+          <w:p>
+            <w:pPr>
+              <w:spacing w:before="40" w:after="40" w:line="276" w:lineRule="auto"/>
+            </w:pPr>
+            <w:r>
+              <w:rPr>
+                <w:rFonts w:ascii="Times New Roman" w:hAnsi="Times New Roman"/>
+                <w:b/>
+                <w:sz w:val="22"/>
+              </w:rPr>
+              <w:t>Comparison Method</w:t>
+            </w:r>
+          </w:p>
+        </w:tc>
+      </w:tr>
+      <w:tr>
+        <w:tc>
+          <w:tcPr>
+            <w:tcW w:type="dxa" w:w="3120"/>
+            <w:tcBorders>
+              <w:top w:val="nil" w:sz="8" w:color="000000" w:space="0"/>
+              <w:bottom w:val="nil" w:sz="8" w:color="000000" w:space="0"/>
+              <w:left w:val="nil" w:sz="8" w:color="000000" w:space="0"/>
+              <w:right w:val="nil" w:sz="8" w:color="000000" w:space="0"/>
+            </w:tcBorders>
+          </w:tcPr>
+          <w:p>
+            <w:pPr>
+              <w:spacing w:before="20" w:after="20" w:line="276" w:lineRule="auto"/>
+            </w:pPr>
+            <w:r>
+              <w:rPr>
+                <w:rFonts w:ascii="Times New Roman" w:hAnsi="Times New Roman"/>
+                <w:sz w:val="22"/>
+              </w:rPr>
+              <w:t>Precision, Recall, F1</w:t>
+            </w:r>
+          </w:p>
+        </w:tc>
+        <w:tc>
+          <w:tcPr>
+            <w:tcW w:type="dxa" w:w="3120"/>
+            <w:tcBorders>
+              <w:top w:val="nil" w:sz="8" w:color="000000" w:space="0"/>
+              <w:bottom w:val="nil" w:sz="8" w:color="000000" w:space="0"/>
+              <w:left w:val="nil" w:sz="8" w:color="000000" w:space="0"/>
+              <w:right w:val="nil" w:sz="8" w:color="000000" w:space="0"/>
+            </w:tcBorders>
+          </w:tcPr>
+          <w:p>
+            <w:pPr>
+              <w:spacing w:before="20" w:after="20" w:line="276" w:lineRule="auto"/>
+            </w:pPr>
+            <w:r>
+              <w:rPr>
+                <w:rFonts w:ascii="Times New Roman" w:hAnsi="Times New Roman"/>
+                <w:sz w:val="22"/>
+              </w:rPr>
+              <w:t>Element-level accuracy (categorical)</w:t>
+            </w:r>
+          </w:p>
+        </w:tc>
+        <w:tc>
+          <w:tcPr>
+            <w:tcW w:type="dxa" w:w="3120"/>
+            <w:tcBorders>
+              <w:top w:val="nil" w:sz="8" w:color="000000" w:space="0"/>
+              <w:bottom w:val="nil" w:sz="8" w:color="000000" w:space="0"/>
+              <w:left w:val="nil" w:sz="8" w:color="000000" w:space="0"/>
+              <w:right w:val="nil" w:sz="8" w:color="000000" w:space="0"/>
+            </w:tcBorders>
+          </w:tcPr>
+          <w:p>
+            <w:pPr>
+              <w:spacing w:before="20" w:after="20" w:line="276" w:lineRule="auto"/>
+            </w:pPr>
+            <w:r>
+              <w:rPr>
+                <w:rFonts w:ascii="Times New Roman" w:hAnsi="Times New Roman"/>
+                <w:sz w:val="22"/>
+              </w:rPr>
+              <w:t>McNemar's test</w:t>
+            </w:r>
+          </w:p>
+        </w:tc>
+      </w:tr>
+      <w:tr>
+        <w:tc>
+          <w:tcPr>
+            <w:tcW w:type="dxa" w:w="3120"/>
+            <w:tcBorders>
+              <w:top w:val="nil" w:sz="8" w:color="000000" w:space="0"/>
+              <w:bottom w:val="nil" w:sz="8" w:color="000000" w:space="0"/>
+              <w:left w:val="nil" w:sz="8" w:color="000000" w:space="0"/>
+              <w:right w:val="nil" w:sz="8" w:color="000000" w:space="0"/>
+            </w:tcBorders>
+          </w:tcPr>
+          <w:p>
+            <w:pPr>
+              <w:spacing w:before="20" w:after="20" w:line="276" w:lineRule="auto"/>
+            </w:pPr>
+            <w:r>
+              <w:rPr>
+                <w:rFonts w:ascii="Times New Roman" w:hAnsi="Times New Roman"/>
+                <w:sz w:val="22"/>
+              </w:rPr>
+              <w:t>Mean Absolute Error</w:t>
+            </w:r>
+          </w:p>
+        </w:tc>
+        <w:tc>
+          <w:tcPr>
+            <w:tcW w:type="dxa" w:w="3120"/>
+            <w:tcBorders>
+              <w:top w:val="nil" w:sz="8" w:color="000000" w:space="0"/>
+              <w:bottom w:val="nil" w:sz="8" w:color="000000" w:space="0"/>
+              <w:left w:val="nil" w:sz="8" w:color="000000" w:space="0"/>
+              <w:right w:val="nil" w:sz="8" w:color="000000" w:space="0"/>
+            </w:tcBorders>
+          </w:tcPr>
+          <w:p>
+            <w:pPr>
+              <w:spacing w:before="20" w:after="20" w:line="276" w:lineRule="auto"/>
+            </w:pPr>
+            <w:r>
+              <w:rPr>
+                <w:rFonts w:ascii="Times New Roman" w:hAnsi="Times New Roman"/>
+                <w:sz w:val="22"/>
+              </w:rPr>
+              <w:t>Correlation accuracy (continuous)</w:t>
+            </w:r>
+          </w:p>
+        </w:tc>
+        <w:tc>
+          <w:tcPr>
+            <w:tcW w:type="dxa" w:w="3120"/>
+            <w:tcBorders>
+              <w:top w:val="nil" w:sz="8" w:color="000000" w:space="0"/>
+              <w:bottom w:val="nil" w:sz="8" w:color="000000" w:space="0"/>
+              <w:left w:val="nil" w:sz="8" w:color="000000" w:space="0"/>
+              <w:right w:val="nil" w:sz="8" w:color="000000" w:space="0"/>
+            </w:tcBorders>
+          </w:tcPr>
+          <w:p>
+            <w:pPr>
+              <w:spacing w:before="20" w:after="20" w:line="276" w:lineRule="auto"/>
+            </w:pPr>
+            <w:r>
+              <w:rPr>
+                <w:rFonts w:ascii="Times New Roman" w:hAnsi="Times New Roman"/>
+                <w:sz w:val="22"/>
+              </w:rPr>
+              <w:t>Paired t-test</w:t>
+            </w:r>
+          </w:p>
+        </w:tc>
+      </w:tr>
+      <w:tr>
+        <w:tc>
+          <w:tcPr>
+            <w:tcW w:type="dxa" w:w="3120"/>
+            <w:tcBorders>
+              <w:top w:val="nil" w:sz="8" w:color="000000" w:space="0"/>
+              <w:bottom w:val="nil" w:sz="8" w:color="000000" w:space="0"/>
+              <w:left w:val="nil" w:sz="8" w:color="000000" w:space="0"/>
+              <w:right w:val="nil" w:sz="8" w:color="000000" w:space="0"/>
+            </w:tcBorders>
+          </w:tcPr>
+          <w:p>
+            <w:pPr>
+              <w:spacing w:before="20" w:after="20" w:line="276" w:lineRule="auto"/>
+            </w:pPr>
+            <w:r>
+              <w:rPr>
+                <w:rFonts w:ascii="Times New Roman" w:hAnsi="Times New Roman"/>
+                <w:sz w:val="22"/>
+              </w:rPr>
+              <w:t>Proportion within +/- .02</w:t>
+            </w:r>
+          </w:p>
+        </w:tc>
+        <w:tc>
+          <w:tcPr>
+            <w:tcW w:type="dxa" w:w="3120"/>
+            <w:tcBorders>
+              <w:top w:val="nil" w:sz="8" w:color="000000" w:space="0"/>
+              <w:bottom w:val="nil" w:sz="8" w:color="000000" w:space="0"/>
+              <w:left w:val="nil" w:sz="8" w:color="000000" w:space="0"/>
+              <w:right w:val="nil" w:sz="8" w:color="000000" w:space="0"/>
+            </w:tcBorders>
+          </w:tcPr>
+          <w:p>
+            <w:pPr>
+              <w:spacing w:before="20" w:after="20" w:line="276" w:lineRule="auto"/>
+            </w:pPr>
+            <w:r>
+              <w:rPr>
+                <w:rFonts w:ascii="Times New Roman" w:hAnsi="Times New Roman"/>
+                <w:sz w:val="22"/>
+              </w:rPr>
+              <w:t>Correlation tolerance band</w:t>
+            </w:r>
+          </w:p>
+        </w:tc>
+        <w:tc>
+          <w:tcPr>
+            <w:tcW w:type="dxa" w:w="3120"/>
+            <w:tcBorders>
+              <w:top w:val="nil" w:sz="8" w:color="000000" w:space="0"/>
+              <w:bottom w:val="nil" w:sz="8" w:color="000000" w:space="0"/>
+              <w:left w:val="nil" w:sz="8" w:color="000000" w:space="0"/>
+              <w:right w:val="nil" w:sz="8" w:color="000000" w:space="0"/>
+            </w:tcBorders>
+          </w:tcPr>
+          <w:p>
+            <w:pPr>
+              <w:spacing w:before="20" w:after="20" w:line="276" w:lineRule="auto"/>
+            </w:pPr>
+            <w:r>
+              <w:rPr>
+                <w:rFonts w:ascii="Times New Roman" w:hAnsi="Times New Roman"/>
+                <w:sz w:val="22"/>
+              </w:rPr>
+              <w:t>Binomial test</w:t>
+            </w:r>
+          </w:p>
+        </w:tc>
+      </w:tr>
+      <w:tr>
+        <w:tc>
+          <w:tcPr>
+            <w:tcW w:type="dxa" w:w="3120"/>
+            <w:tcBorders>
+              <w:top w:val="nil" w:sz="8" w:color="000000" w:space="0"/>
+              <w:bottom w:val="nil" w:sz="8" w:color="000000" w:space="0"/>
+              <w:left w:val="nil" w:sz="8" w:color="000000" w:space="0"/>
+              <w:right w:val="nil" w:sz="8" w:color="000000" w:space="0"/>
+            </w:tcBorders>
+          </w:tcPr>
+          <w:p>
+            <w:pPr>
+              <w:spacing w:before="20" w:after="20" w:line="276" w:lineRule="auto"/>
+            </w:pPr>
+            <w:r>
+              <w:rPr>
+                <w:rFonts w:ascii="Times New Roman" w:hAnsi="Times New Roman"/>
+                <w:sz w:val="22"/>
+              </w:rPr>
+              <w:t>Cohen's d, Odds Ratios</w:t>
+            </w:r>
+          </w:p>
+        </w:tc>
+        <w:tc>
+          <w:tcPr>
+            <w:tcW w:type="dxa" w:w="3120"/>
+            <w:tcBorders>
+              <w:top w:val="nil" w:sz="8" w:color="000000" w:space="0"/>
+              <w:bottom w:val="nil" w:sz="8" w:color="000000" w:space="0"/>
+              <w:left w:val="nil" w:sz="8" w:color="000000" w:space="0"/>
+              <w:right w:val="nil" w:sz="8" w:color="000000" w:space="0"/>
+            </w:tcBorders>
+          </w:tcPr>
+          <w:p>
+            <w:pPr>
+              <w:spacing w:before="20" w:after="20" w:line="276" w:lineRule="auto"/>
+            </w:pPr>
+            <w:r>
+              <w:rPr>
+                <w:rFonts w:ascii="Times New Roman" w:hAnsi="Times New Roman"/>
+                <w:sz w:val="22"/>
+              </w:rPr>
+              <w:t>Effect sizes</w:t>
+            </w:r>
+          </w:p>
+        </w:tc>
+        <w:tc>
+          <w:tcPr>
+            <w:tcW w:type="dxa" w:w="3120"/>
+            <w:tcBorders>
+              <w:top w:val="nil" w:sz="8" w:color="000000" w:space="0"/>
+              <w:bottom w:val="nil" w:sz="8" w:color="000000" w:space="0"/>
+              <w:left w:val="nil" w:sz="8" w:color="000000" w:space="0"/>
+              <w:right w:val="nil" w:sz="8" w:color="000000" w:space="0"/>
+            </w:tcBorders>
+          </w:tcPr>
+          <w:p>
+            <w:pPr>
+              <w:spacing w:before="20" w:after="20" w:line="276" w:lineRule="auto"/>
+            </w:pPr>
+            <w:r>
+              <w:rPr>
+                <w:rFonts w:ascii="Times New Roman" w:hAnsi="Times New Roman"/>
+                <w:sz w:val="22"/>
+              </w:rPr>
+              <w:t>All comparisons</w:t>
+            </w:r>
+          </w:p>
+        </w:tc>
+      </w:tr>
+      <w:tr>
+        <w:tc>
+          <w:tcPr>
+            <w:tcW w:type="dxa" w:w="3120"/>
+            <w:tcBorders>
+              <w:top w:val="nil" w:sz="8" w:color="000000" w:space="0"/>
+              <w:bottom w:val="nil" w:sz="8" w:color="000000" w:space="0"/>
+              <w:left w:val="nil" w:sz="8" w:color="000000" w:space="0"/>
+              <w:right w:val="nil" w:sz="8" w:color="000000" w:space="0"/>
+            </w:tcBorders>
+          </w:tcPr>
+          <w:p>
+            <w:pPr>
+              <w:spacing w:before="20" w:after="20" w:line="276" w:lineRule="auto"/>
+            </w:pPr>
+            <w:r>
+              <w:rPr>
+                <w:rFonts w:ascii="Times New Roman" w:hAnsi="Times New Roman"/>
+                <w:sz w:val="22"/>
+              </w:rPr>
+              <w:t>Cost per element ($)</w:t>
+            </w:r>
+          </w:p>
+        </w:tc>
+        <w:tc>
+          <w:tcPr>
+            <w:tcW w:type="dxa" w:w="3120"/>
+            <w:tcBorders>
+              <w:top w:val="nil" w:sz="8" w:color="000000" w:space="0"/>
+              <w:bottom w:val="nil" w:sz="8" w:color="000000" w:space="0"/>
+              <w:left w:val="nil" w:sz="8" w:color="000000" w:space="0"/>
+              <w:right w:val="nil" w:sz="8" w:color="000000" w:space="0"/>
+            </w:tcBorders>
+          </w:tcPr>
+          <w:p>
+            <w:pPr>
+              <w:spacing w:before="20" w:after="20" w:line="276" w:lineRule="auto"/>
+            </w:pPr>
+            <w:r>
+              <w:rPr>
+                <w:rFonts w:ascii="Times New Roman" w:hAnsi="Times New Roman"/>
+                <w:sz w:val="22"/>
+              </w:rPr>
+              <w:t>Cost-effectiveness</w:t>
+            </w:r>
+          </w:p>
+        </w:tc>
+        <w:tc>
+          <w:tcPr>
+            <w:tcW w:type="dxa" w:w="3120"/>
+            <w:tcBorders>
+              <w:top w:val="nil" w:sz="8" w:color="000000" w:space="0"/>
+              <w:bottom w:val="nil" w:sz="8" w:color="000000" w:space="0"/>
+              <w:left w:val="nil" w:sz="8" w:color="000000" w:space="0"/>
+              <w:right w:val="nil" w:sz="8" w:color="000000" w:space="0"/>
+            </w:tcBorders>
+          </w:tcPr>
+          <w:p>
+            <w:pPr>
+              <w:spacing w:before="20" w:after="20" w:line="276" w:lineRule="auto"/>
+            </w:pPr>
+            <w:r>
+              <w:rPr>
+                <w:rFonts w:ascii="Times New Roman" w:hAnsi="Times New Roman"/>
+                <w:sz w:val="22"/>
+              </w:rPr>
+              <w:t>Descriptive</w:t>
+            </w:r>
+          </w:p>
+        </w:tc>
+      </w:tr>
+      <w:tr>
+        <w:tc>
+          <w:tcPr>
+            <w:tcW w:type="dxa" w:w="3120"/>
+            <w:tcBorders>
+              <w:top w:val="nil" w:sz="8" w:color="000000" w:space="0"/>
+              <w:bottom w:val="single" w:sz="12" w:color="000000" w:space="0"/>
+              <w:left w:val="nil" w:sz="8" w:color="000000" w:space="0"/>
+              <w:right w:val="nil" w:sz="8" w:color="000000" w:space="0"/>
+            </w:tcBorders>
+          </w:tcPr>
+          <w:p>
+            <w:pPr>
+              <w:spacing w:before="20" w:after="20" w:line="276" w:lineRule="auto"/>
+            </w:pPr>
+            <w:r>
+              <w:rPr>
+                <w:rFonts w:ascii="Times New Roman" w:hAnsi="Times New Roman"/>
+                <w:sz w:val="22"/>
+              </w:rPr>
+              <w:t>Time per element (min)</w:t>
+            </w:r>
+          </w:p>
+        </w:tc>
+        <w:tc>
+          <w:tcPr>
+            <w:tcW w:type="dxa" w:w="3120"/>
+            <w:tcBorders>
+              <w:top w:val="nil" w:sz="8" w:color="000000" w:space="0"/>
+              <w:bottom w:val="single" w:sz="12" w:color="000000" w:space="0"/>
+              <w:left w:val="nil" w:sz="8" w:color="000000" w:space="0"/>
+              <w:right w:val="nil" w:sz="8" w:color="000000" w:space="0"/>
+            </w:tcBorders>
+          </w:tcPr>
+          <w:p>
+            <w:pPr>
+              <w:spacing w:before="20" w:after="20" w:line="276" w:lineRule="auto"/>
+            </w:pPr>
+            <w:r>
+              <w:rPr>
+                <w:rFonts w:ascii="Times New Roman" w:hAnsi="Times New Roman"/>
+                <w:sz w:val="22"/>
+              </w:rPr>
+              <w:t>Efficiency</w:t>
+            </w:r>
+          </w:p>
+        </w:tc>
+        <w:tc>
+          <w:tcPr>
+            <w:tcW w:type="dxa" w:w="3120"/>
+            <w:tcBorders>
+              <w:top w:val="nil" w:sz="8" w:color="000000" w:space="0"/>
+              <w:bottom w:val="single" w:sz="12" w:color="000000" w:space="0"/>
+              <w:left w:val="nil" w:sz="8" w:color="000000" w:space="0"/>
+              <w:right w:val="nil" w:sz="8" w:color="000000" w:space="0"/>
+            </w:tcBorders>
+          </w:tcPr>
+          <w:p>
+            <w:pPr>
+              <w:spacing w:before="20" w:after="20" w:line="276" w:lineRule="auto"/>
+            </w:pPr>
+            <w:r>
+              <w:rPr>
+                <w:rFonts w:ascii="Times New Roman" w:hAnsi="Times New Roman"/>
+                <w:sz w:val="22"/>
+              </w:rPr>
+              <w:t>Descriptive</w:t>
+            </w:r>
+          </w:p>
+        </w:tc>
+      </w:tr>
+    </w:tbl>
+    <w:p>
+      <w:pPr>
+        <w:spacing w:before="240" w:after="0" w:line="480" w:lineRule="auto"/>
+        <w:jc w:val="center"/>
+      </w:pPr>
+      <w:r>
+        <w:rPr>
+          <w:rFonts w:ascii="Times New Roman" w:hAnsi="Times New Roman"/>
+          <w:b/>
+          <w:sz w:val="24"/>
+        </w:rPr>
+        <w:t>Expected Contributions</w:t>
+      </w:r>
+    </w:p>
+    <w:p>
+      <w:pPr>
+        <w:spacing w:line="480" w:lineRule="auto"/>
+        <w:ind w:firstLine="720"/>
+      </w:pPr>
+      <w:r>
+        <w:rPr>
+          <w:rFonts w:ascii="Times New Roman" w:hAnsi="Times New Roman"/>
+          <w:b/>
+          <w:i/>
+          <w:sz w:val="24"/>
+        </w:rPr>
+        <w:t xml:space="preserve">Methodological. </w:t>
+      </w:r>
+      <w:r>
+        <w:rPr>
+          <w:rFonts w:ascii="Times New Roman" w:hAnsi="Times New Roman"/>
+          <w:sz w:val="24"/>
+        </w:rPr>
+        <w:t>Establishes the first empirical benchmark for LLM accuracy on MASEM-specific extraction tasks. Provides a reproducible framework for evaluating AI extraction tools in any quantitative synthesis context.</w:t>
+      </w:r>
+    </w:p>
+    <w:p>
+      <w:pPr>
+        <w:spacing w:line="480" w:lineRule="auto"/>
+        <w:ind w:firstLine="720"/>
+      </w:pPr>
+      <w:r>
+        <w:rPr>
+          <w:rFonts w:ascii="Times New Roman" w:hAnsi="Times New Roman"/>
+          <w:b/>
+          <w:i/>
+          <w:sz w:val="24"/>
+        </w:rPr>
+        <w:t xml:space="preserve">Practical. </w:t>
+      </w:r>
+      <w:r>
+        <w:rPr>
+          <w:rFonts w:ascii="Times New Roman" w:hAnsi="Times New Roman"/>
+          <w:sz w:val="24"/>
+        </w:rPr>
+        <w:t>Identifies the optimal human-AI hybrid workflow for MASEM data extraction, quantifying the time savings and accuracy trade-offs. Expected time reduction: 60-80% compared to fully manual extraction, at &gt;= 95% accuracy.</w:t>
+      </w:r>
+    </w:p>
+    <w:p>
+      <w:pPr>
+        <w:spacing w:line="480" w:lineRule="auto"/>
+        <w:ind w:firstLine="720"/>
+      </w:pPr>
+      <w:r>
+        <w:rPr>
+          <w:rFonts w:ascii="Times New Roman" w:hAnsi="Times New Roman"/>
+          <w:b/>
+          <w:i/>
+          <w:sz w:val="24"/>
+        </w:rPr>
+        <w:t xml:space="preserve">Reporting standards. </w:t>
+      </w:r>
+      <w:r>
+        <w:rPr>
+          <w:rFonts w:ascii="Times New Roman" w:hAnsi="Times New Roman"/>
+          <w:sz w:val="24"/>
+        </w:rPr>
+        <w:t>Demonstrates application of PRISMA-trAIce (2025) guidelines for transparent reporting of AI-assisted systematic review processes.</w:t>
+      </w:r>
+    </w:p>
+    <w:p>
+      <w:pPr>
+        <w:spacing w:before="240" w:after="0" w:line="480" w:lineRule="auto"/>
+        <w:jc w:val="center"/>
+      </w:pPr>
+      <w:r>
+        <w:rPr>
+          <w:rFonts w:ascii="Times New Roman" w:hAnsi="Times New Roman"/>
+          <w:b/>
+          <w:sz w:val="24"/>
+        </w:rPr>
+        <w:t>Relationship to Paper A</w:t>
+      </w:r>
+    </w:p>
+    <w:p>
+      <w:pPr>
+        <w:spacing w:before="240" w:after="0" w:line="480" w:lineRule="auto"/>
+      </w:pPr>
+      <w:r>
+        <w:rPr>
+          <w:rFonts w:ascii="Times New Roman" w:hAnsi="Times New Roman"/>
+          <w:b/>
+          <w:sz w:val="24"/>
+        </w:rPr>
+        <w:t>Table 4</w:t>
+      </w:r>
+    </w:p>
+    <w:p>
+      <w:pPr>
+        <w:spacing w:before="0" w:after="120" w:line="480" w:lineRule="auto"/>
+      </w:pPr>
+      <w:r>
+        <w:rPr>
+          <w:rFonts w:ascii="Times New Roman" w:hAnsi="Times New Roman"/>
+          <w:i/>
+          <w:sz w:val="24"/>
+        </w:rPr>
+        <w:t>Comparison of Paper A and Paper B</w:t>
+      </w:r>
+    </w:p>
+    <w:tbl>
+      <w:tblPr>
+        <w:tblW w:type="auto" w:w="0"/>
+        <w:jc w:val="left"/>
+        <w:tblLook w:firstColumn="1" w:firstRow="1" w:lastColumn="0" w:lastRow="0" w:noHBand="0" w:noVBand="1" w:val="04A0"/>
+        <w:tblBorders>
+          <w:top w:val="nil" w:sz="8" w:color="000000" w:space="0"/>
+          <w:bottom w:val="nil" w:sz="8" w:color="000000" w:space="0"/>
+          <w:left w:val="nil" w:sz="8" w:color="000000" w:space="0"/>
+          <w:right w:val="nil" w:sz="8" w:color="000000" w:space="0"/>
+          <w:insideH w:val="nil" w:sz="8" w:color="000000" w:space="0"/>
+          <w:insideV w:val="nil" w:sz="8" w:color="000000" w:space="0"/>
+        </w:tblBorders>
+      </w:tblPr>
+      <w:tblGrid>
+        <w:gridCol w:w="3120"/>
+        <w:gridCol w:w="3120"/>
+        <w:gridCol w:w="3120"/>
+      </w:tblGrid>
+      <w:tr>
+        <w:tc>
+          <w:tcPr>
+            <w:tcW w:type="dxa" w:w="3120"/>
+            <w:tcBorders>
+              <w:top w:val="single" w:sz="12" w:color="000000" w:space="0"/>
+              <w:bottom w:val="single" w:sz="8" w:color="000000" w:space="0"/>
+              <w:left w:val="nil" w:sz="8" w:color="000000" w:space="0"/>
+              <w:right w:val="nil" w:sz="8" w:color="000000" w:space="0"/>
+            </w:tcBorders>
+          </w:tcPr>
+          <w:p>
+            <w:pPr>
+              <w:spacing w:before="40" w:after="40" w:line="276" w:lineRule="auto"/>
+            </w:pPr>
+            <w:r>
+              <w:rPr>
+                <w:rFonts w:ascii="Times New Roman" w:hAnsi="Times New Roman"/>
+                <w:b/>
+                <w:sz w:val="22"/>
+              </w:rPr>
+              <w:t>Dimension</w:t>
+            </w:r>
+          </w:p>
+        </w:tc>
+        <w:tc>
+          <w:tcPr>
+            <w:tcW w:type="dxa" w:w="3120"/>
+            <w:tcBorders>
+              <w:top w:val="single" w:sz="12" w:color="000000" w:space="0"/>
+              <w:bottom w:val="single" w:sz="8" w:color="000000" w:space="0"/>
+              <w:left w:val="nil" w:sz="8" w:color="000000" w:space="0"/>
+              <w:right w:val="nil" w:sz="8" w:color="000000" w:space="0"/>
+            </w:tcBorders>
+          </w:tcPr>
+          <w:p>
+            <w:pPr>
+              <w:spacing w:before="40" w:after="40" w:line="276" w:lineRule="auto"/>
+            </w:pPr>
+            <w:r>
+              <w:rPr>
+                <w:rFonts w:ascii="Times New Roman" w:hAnsi="Times New Roman"/>
+                <w:b/>
+                <w:sz w:val="22"/>
+              </w:rPr>
+              <w:t>Paper A</w:t>
+            </w:r>
+          </w:p>
+        </w:tc>
+        <w:tc>
+          <w:tcPr>
+            <w:tcW w:type="dxa" w:w="3120"/>
+            <w:tcBorders>
+              <w:top w:val="single" w:sz="12" w:color="000000" w:space="0"/>
+              <w:bottom w:val="single" w:sz="8" w:color="000000" w:space="0"/>
+              <w:left w:val="nil" w:sz="8" w:color="000000" w:space="0"/>
+              <w:right w:val="nil" w:sz="8" w:color="000000" w:space="0"/>
+            </w:tcBorders>
+          </w:tcPr>
+          <w:p>
+            <w:pPr>
+              <w:spacing w:before="40" w:after="40" w:line="276" w:lineRule="auto"/>
+            </w:pPr>
+            <w:r>
+              <w:rPr>
+                <w:rFonts w:ascii="Times New Roman" w:hAnsi="Times New Roman"/>
+                <w:b/>
+                <w:sz w:val="22"/>
+              </w:rPr>
+              <w:t>Paper B</w:t>
+            </w:r>
+          </w:p>
+        </w:tc>
+      </w:tr>
+      <w:tr>
+        <w:tc>
+          <w:tcPr>
+            <w:tcW w:type="dxa" w:w="3120"/>
+            <w:tcBorders>
+              <w:top w:val="nil" w:sz="8" w:color="000000" w:space="0"/>
+              <w:bottom w:val="nil" w:sz="8" w:color="000000" w:space="0"/>
+              <w:left w:val="nil" w:sz="8" w:color="000000" w:space="0"/>
+              <w:right w:val="nil" w:sz="8" w:color="000000" w:space="0"/>
+            </w:tcBorders>
+          </w:tcPr>
+          <w:p>
+            <w:pPr>
+              <w:spacing w:before="20" w:after="20" w:line="276" w:lineRule="auto"/>
+            </w:pPr>
+            <w:r>
+              <w:rPr>
+                <w:rFonts w:ascii="Times New Roman" w:hAnsi="Times New Roman"/>
+                <w:sz w:val="22"/>
+              </w:rPr>
+              <w:t>Focus</w:t>
+            </w:r>
+          </w:p>
+        </w:tc>
+        <w:tc>
+          <w:tcPr>
+            <w:tcW w:type="dxa" w:w="3120"/>
+            <w:tcBorders>
+              <w:top w:val="nil" w:sz="8" w:color="000000" w:space="0"/>
+              <w:bottom w:val="nil" w:sz="8" w:color="000000" w:space="0"/>
+              <w:left w:val="nil" w:sz="8" w:color="000000" w:space="0"/>
+              <w:right w:val="nil" w:sz="8" w:color="000000" w:space="0"/>
+            </w:tcBorders>
+          </w:tcPr>
+          <w:p>
+            <w:pPr>
+              <w:spacing w:before="20" w:after="20" w:line="276" w:lineRule="auto"/>
+            </w:pPr>
+            <w:r>
+              <w:rPr>
+                <w:rFonts w:ascii="Times New Roman" w:hAnsi="Times New Roman"/>
+                <w:sz w:val="22"/>
+              </w:rPr>
+              <w:t>MASEM substantive findings</w:t>
+            </w:r>
+          </w:p>
+        </w:tc>
+        <w:tc>
+          <w:tcPr>
+            <w:tcW w:type="dxa" w:w="3120"/>
+            <w:tcBorders>
+              <w:top w:val="nil" w:sz="8" w:color="000000" w:space="0"/>
+              <w:bottom w:val="nil" w:sz="8" w:color="000000" w:space="0"/>
+              <w:left w:val="nil" w:sz="8" w:color="000000" w:space="0"/>
+              <w:right w:val="nil" w:sz="8" w:color="000000" w:space="0"/>
+            </w:tcBorders>
+          </w:tcPr>
+          <w:p>
+            <w:pPr>
+              <w:spacing w:before="20" w:after="20" w:line="276" w:lineRule="auto"/>
+            </w:pPr>
+            <w:r>
+              <w:rPr>
+                <w:rFonts w:ascii="Times New Roman" w:hAnsi="Times New Roman"/>
+                <w:sz w:val="22"/>
+              </w:rPr>
+              <w:t>LLM methodology validation</w:t>
+            </w:r>
+          </w:p>
+        </w:tc>
+      </w:tr>
+      <w:tr>
+        <w:tc>
+          <w:tcPr>
+            <w:tcW w:type="dxa" w:w="3120"/>
+            <w:tcBorders>
+              <w:top w:val="nil" w:sz="8" w:color="000000" w:space="0"/>
+              <w:bottom w:val="nil" w:sz="8" w:color="000000" w:space="0"/>
+              <w:left w:val="nil" w:sz="8" w:color="000000" w:space="0"/>
+              <w:right w:val="nil" w:sz="8" w:color="000000" w:space="0"/>
+            </w:tcBorders>
+          </w:tcPr>
+          <w:p>
+            <w:pPr>
+              <w:spacing w:before="20" w:after="20" w:line="276" w:lineRule="auto"/>
+            </w:pPr>
+            <w:r>
+              <w:rPr>
+                <w:rFonts w:ascii="Times New Roman" w:hAnsi="Times New Roman"/>
+                <w:sz w:val="22"/>
+              </w:rPr>
+              <w:t>Corpus</w:t>
+            </w:r>
+          </w:p>
+        </w:tc>
+        <w:tc>
+          <w:tcPr>
+            <w:tcW w:type="dxa" w:w="3120"/>
+            <w:tcBorders>
+              <w:top w:val="nil" w:sz="8" w:color="000000" w:space="0"/>
+              <w:bottom w:val="nil" w:sz="8" w:color="000000" w:space="0"/>
+              <w:left w:val="nil" w:sz="8" w:color="000000" w:space="0"/>
+              <w:right w:val="nil" w:sz="8" w:color="000000" w:space="0"/>
+            </w:tcBorders>
+          </w:tcPr>
+          <w:p>
+            <w:pPr>
+              <w:spacing w:before="20" w:after="20" w:line="276" w:lineRule="auto"/>
+            </w:pPr>
+            <w:r>
+              <w:rPr>
+                <w:rFonts w:ascii="Times New Roman" w:hAnsi="Times New Roman"/>
+                <w:sz w:val="22"/>
+              </w:rPr>
+              <w:t>Full 224 studies</w:t>
+            </w:r>
+          </w:p>
+        </w:tc>
+        <w:tc>
+          <w:tcPr>
+            <w:tcW w:type="dxa" w:w="3120"/>
+            <w:tcBorders>
+              <w:top w:val="nil" w:sz="8" w:color="000000" w:space="0"/>
+              <w:bottom w:val="nil" w:sz="8" w:color="000000" w:space="0"/>
+              <w:left w:val="nil" w:sz="8" w:color="000000" w:space="0"/>
+              <w:right w:val="nil" w:sz="8" w:color="000000" w:space="0"/>
+            </w:tcBorders>
+          </w:tcPr>
+          <w:p>
+            <w:pPr>
+              <w:spacing w:before="20" w:after="20" w:line="276" w:lineRule="auto"/>
+            </w:pPr>
+            <w:r>
+              <w:rPr>
+                <w:rFonts w:ascii="Times New Roman" w:hAnsi="Times New Roman"/>
+                <w:sz w:val="22"/>
+              </w:rPr>
+              <w:t>100-study subsample</w:t>
+            </w:r>
+          </w:p>
+        </w:tc>
+      </w:tr>
+      <w:tr>
+        <w:tc>
+          <w:tcPr>
+            <w:tcW w:type="dxa" w:w="3120"/>
+            <w:tcBorders>
+              <w:top w:val="nil" w:sz="8" w:color="000000" w:space="0"/>
+              <w:bottom w:val="nil" w:sz="8" w:color="000000" w:space="0"/>
+              <w:left w:val="nil" w:sz="8" w:color="000000" w:space="0"/>
+              <w:right w:val="nil" w:sz="8" w:color="000000" w:space="0"/>
+            </w:tcBorders>
+          </w:tcPr>
+          <w:p>
+            <w:pPr>
+              <w:spacing w:before="20" w:after="20" w:line="276" w:lineRule="auto"/>
+            </w:pPr>
+            <w:r>
+              <w:rPr>
+                <w:rFonts w:ascii="Times New Roman" w:hAnsi="Times New Roman"/>
+                <w:sz w:val="22"/>
+              </w:rPr>
+              <w:t>Primary outcome</w:t>
+            </w:r>
+          </w:p>
+        </w:tc>
+        <w:tc>
+          <w:tcPr>
+            <w:tcW w:type="dxa" w:w="3120"/>
+            <w:tcBorders>
+              <w:top w:val="nil" w:sz="8" w:color="000000" w:space="0"/>
+              <w:bottom w:val="nil" w:sz="8" w:color="000000" w:space="0"/>
+              <w:left w:val="nil" w:sz="8" w:color="000000" w:space="0"/>
+              <w:right w:val="nil" w:sz="8" w:color="000000" w:space="0"/>
+            </w:tcBorders>
+          </w:tcPr>
+          <w:p>
+            <w:pPr>
+              <w:spacing w:before="20" w:after="20" w:line="276" w:lineRule="auto"/>
+            </w:pPr>
+            <w:r>
+              <w:rPr>
+                <w:rFonts w:ascii="Times New Roman" w:hAnsi="Times New Roman"/>
+                <w:sz w:val="22"/>
+              </w:rPr>
+              <w:t>Structural path coefficients</w:t>
+            </w:r>
+          </w:p>
+        </w:tc>
+        <w:tc>
+          <w:tcPr>
+            <w:tcW w:type="dxa" w:w="3120"/>
+            <w:tcBorders>
+              <w:top w:val="nil" w:sz="8" w:color="000000" w:space="0"/>
+              <w:bottom w:val="nil" w:sz="8" w:color="000000" w:space="0"/>
+              <w:left w:val="nil" w:sz="8" w:color="000000" w:space="0"/>
+              <w:right w:val="nil" w:sz="8" w:color="000000" w:space="0"/>
+            </w:tcBorders>
+          </w:tcPr>
+          <w:p>
+            <w:pPr>
+              <w:spacing w:before="20" w:after="20" w:line="276" w:lineRule="auto"/>
+            </w:pPr>
+            <w:r>
+              <w:rPr>
+                <w:rFonts w:ascii="Times New Roman" w:hAnsi="Times New Roman"/>
+                <w:sz w:val="22"/>
+              </w:rPr>
+              <w:t>Extraction accuracy metrics</w:t>
+            </w:r>
+          </w:p>
+        </w:tc>
+      </w:tr>
+      <w:tr>
+        <w:tc>
+          <w:tcPr>
+            <w:tcW w:type="dxa" w:w="3120"/>
+            <w:tcBorders>
+              <w:top w:val="nil" w:sz="8" w:color="000000" w:space="0"/>
+              <w:bottom w:val="nil" w:sz="8" w:color="000000" w:space="0"/>
+              <w:left w:val="nil" w:sz="8" w:color="000000" w:space="0"/>
+              <w:right w:val="nil" w:sz="8" w:color="000000" w:space="0"/>
+            </w:tcBorders>
+          </w:tcPr>
+          <w:p>
+            <w:pPr>
+              <w:spacing w:before="20" w:after="20" w:line="276" w:lineRule="auto"/>
+            </w:pPr>
+            <w:r>
+              <w:rPr>
+                <w:rFonts w:ascii="Times New Roman" w:hAnsi="Times New Roman"/>
+                <w:sz w:val="22"/>
+              </w:rPr>
+              <w:t>Theoretical base</w:t>
+            </w:r>
+          </w:p>
+        </w:tc>
+        <w:tc>
+          <w:tcPr>
+            <w:tcW w:type="dxa" w:w="3120"/>
+            <w:tcBorders>
+              <w:top w:val="nil" w:sz="8" w:color="000000" w:space="0"/>
+              <w:bottom w:val="nil" w:sz="8" w:color="000000" w:space="0"/>
+              <w:left w:val="nil" w:sz="8" w:color="000000" w:space="0"/>
+              <w:right w:val="nil" w:sz="8" w:color="000000" w:space="0"/>
+            </w:tcBorders>
+          </w:tcPr>
+          <w:p>
+            <w:pPr>
+              <w:spacing w:before="20" w:after="20" w:line="276" w:lineRule="auto"/>
+            </w:pPr>
+            <w:r>
+              <w:rPr>
+                <w:rFonts w:ascii="Times New Roman" w:hAnsi="Times New Roman"/>
+                <w:sz w:val="22"/>
+              </w:rPr>
+              <w:t>TAM/UTAUT/TRA</w:t>
+            </w:r>
+          </w:p>
+        </w:tc>
+        <w:tc>
+          <w:tcPr>
+            <w:tcW w:type="dxa" w:w="3120"/>
+            <w:tcBorders>
+              <w:top w:val="nil" w:sz="8" w:color="000000" w:space="0"/>
+              <w:bottom w:val="nil" w:sz="8" w:color="000000" w:space="0"/>
+              <w:left w:val="nil" w:sz="8" w:color="000000" w:space="0"/>
+              <w:right w:val="nil" w:sz="8" w:color="000000" w:space="0"/>
+            </w:tcBorders>
+          </w:tcPr>
+          <w:p>
+            <w:pPr>
+              <w:spacing w:before="20" w:after="20" w:line="276" w:lineRule="auto"/>
+            </w:pPr>
+            <w:r>
+              <w:rPr>
+                <w:rFonts w:ascii="Times New Roman" w:hAnsi="Times New Roman"/>
+                <w:sz w:val="22"/>
+              </w:rPr>
+              <w:t>Information extraction, NLP</w:t>
+            </w:r>
+          </w:p>
+        </w:tc>
+      </w:tr>
+      <w:tr>
+        <w:tc>
+          <w:tcPr>
+            <w:tcW w:type="dxa" w:w="3120"/>
+            <w:tcBorders>
+              <w:top w:val="nil" w:sz="8" w:color="000000" w:space="0"/>
+              <w:bottom w:val="single" w:sz="12" w:color="000000" w:space="0"/>
+              <w:left w:val="nil" w:sz="8" w:color="000000" w:space="0"/>
+              <w:right w:val="nil" w:sz="8" w:color="000000" w:space="0"/>
+            </w:tcBorders>
+          </w:tcPr>
+          <w:p>
+            <w:pPr>
+              <w:spacing w:before="20" w:after="20" w:line="276" w:lineRule="auto"/>
+            </w:pPr>
+            <w:r>
+              <w:rPr>
+                <w:rFonts w:ascii="Times New Roman" w:hAnsi="Times New Roman"/>
+                <w:sz w:val="22"/>
+              </w:rPr>
+              <w:t>Target audience</w:t>
+            </w:r>
+          </w:p>
+        </w:tc>
+        <w:tc>
+          <w:tcPr>
+            <w:tcW w:type="dxa" w:w="3120"/>
+            <w:tcBorders>
+              <w:top w:val="nil" w:sz="8" w:color="000000" w:space="0"/>
+              <w:bottom w:val="single" w:sz="12" w:color="000000" w:space="0"/>
+              <w:left w:val="nil" w:sz="8" w:color="000000" w:space="0"/>
+              <w:right w:val="nil" w:sz="8" w:color="000000" w:space="0"/>
+            </w:tcBorders>
+          </w:tcPr>
+          <w:p>
+            <w:pPr>
+              <w:spacing w:before="20" w:after="20" w:line="276" w:lineRule="auto"/>
+            </w:pPr>
+            <w:r>
+              <w:rPr>
+                <w:rFonts w:ascii="Times New Roman" w:hAnsi="Times New Roman"/>
+                <w:sz w:val="22"/>
+              </w:rPr>
+              <w:t>EdTech / IS researchers</w:t>
+            </w:r>
+          </w:p>
+        </w:tc>
+        <w:tc>
+          <w:tcPr>
+            <w:tcW w:type="dxa" w:w="3120"/>
+            <w:tcBorders>
+              <w:top w:val="nil" w:sz="8" w:color="000000" w:space="0"/>
+              <w:bottom w:val="single" w:sz="12" w:color="000000" w:space="0"/>
+              <w:left w:val="nil" w:sz="8" w:color="000000" w:space="0"/>
+              <w:right w:val="nil" w:sz="8" w:color="000000" w:space="0"/>
+            </w:tcBorders>
+          </w:tcPr>
+          <w:p>
+            <w:pPr>
+              <w:spacing w:before="20" w:after="20" w:line="276" w:lineRule="auto"/>
+            </w:pPr>
+            <w:r>
+              <w:rPr>
+                <w:rFonts w:ascii="Times New Roman" w:hAnsi="Times New Roman"/>
+                <w:sz w:val="22"/>
+              </w:rPr>
+              <w:t>Research methods community</w:t>
+            </w:r>
+          </w:p>
+        </w:tc>
+      </w:tr>
+    </w:tbl>
+    <w:p>
+      <w:pPr>
+        <w:spacing w:before="40" w:after="240" w:line="480" w:lineRule="auto"/>
+      </w:pPr>
+      <w:r>
+        <w:rPr>
+          <w:rFonts w:ascii="Times New Roman" w:hAnsi="Times New Roman"/>
+          <w:i/>
+          <w:sz w:val="20"/>
+        </w:rPr>
+        <w:t xml:space="preserve">Note. </w:t>
+      </w:r>
+      <w:r>
+        <w:rPr>
+          <w:rFonts w:ascii="Times New Roman" w:hAnsi="Times New Roman"/>
+          <w:sz w:val="20"/>
+        </w:rPr>
+        <w:t>Paper B can be submitted independently, citing Paper A as an OSF preprint.</w:t>
+      </w:r>
+    </w:p>
+    <w:p>
+      <w:pPr>
+        <w:spacing w:before="240" w:after="0" w:line="480" w:lineRule="auto"/>
+        <w:jc w:val="center"/>
+      </w:pPr>
+      <w:r>
+        <w:rPr>
+          <w:rFonts w:ascii="Times New Roman" w:hAnsi="Times New Roman"/>
+          <w:b/>
+          <w:sz w:val="24"/>
+        </w:rPr>
+        <w:t>Target Audience and Venue Characteristics</w:t>
+      </w:r>
+    </w:p>
+    <w:p>
+      <w:pPr>
+        <w:spacing w:line="480" w:lineRule="auto" w:after="0"/>
+      </w:pPr>
+      <w:r>
+        <w:rPr>
+          <w:rFonts w:ascii="Times New Roman" w:hAnsi="Times New Roman"/>
+          <w:sz w:val="24"/>
+        </w:rPr>
+        <w:t>This paper targets journals specializing in: (a) research synthesis methodology, (b) meta-analysis methods, (c) AI applications in research, or (d) information science methodology.</w:t>
+      </w:r>
+    </w:p>
+    <w:p>
+      <w:pPr>
+        <w:spacing w:before="240" w:after="0" w:line="480" w:lineRule="auto"/>
+      </w:pPr>
+      <w:r>
+        <w:rPr>
+          <w:rFonts w:ascii="Times New Roman" w:hAnsi="Times New Roman"/>
+          <w:b/>
+          <w:sz w:val="24"/>
+        </w:rPr>
+        <w:t>Table 5</w:t>
+      </w:r>
+    </w:p>
+    <w:p>
+      <w:pPr>
+        <w:spacing w:before="0" w:after="120" w:line="480" w:lineRule="auto"/>
+      </w:pPr>
+      <w:r>
+        <w:rPr>
+          <w:rFonts w:ascii="Times New Roman" w:hAnsi="Times New Roman"/>
+          <w:i/>
+          <w:sz w:val="24"/>
+        </w:rPr>
+        <w:t>Venue Selection Criteria for Paper B</w:t>
+      </w:r>
+    </w:p>
+    <w:tbl>
+      <w:tblPr>
+        <w:tblW w:type="auto" w:w="0"/>
+        <w:jc w:val="left"/>
+        <w:tblLook w:firstColumn="1" w:firstRow="1" w:lastColumn="0" w:lastRow="0" w:noHBand="0" w:noVBand="1" w:val="04A0"/>
+        <w:tblBorders>
+          <w:top w:val="nil" w:sz="8" w:color="000000" w:space="0"/>
+          <w:bottom w:val="nil" w:sz="8" w:color="000000" w:space="0"/>
+          <w:left w:val="nil" w:sz="8" w:color="000000" w:space="0"/>
+          <w:right w:val="nil" w:sz="8" w:color="000000" w:space="0"/>
+          <w:insideH w:val="nil" w:sz="8" w:color="000000" w:space="0"/>
+          <w:insideV w:val="nil" w:sz="8" w:color="000000" w:space="0"/>
+        </w:tblBorders>
+      </w:tblPr>
+      <w:tblGrid>
+        <w:gridCol w:w="4680"/>
+        <w:gridCol w:w="4680"/>
+      </w:tblGrid>
+      <w:tr>
+        <w:tc>
+          <w:tcPr>
+            <w:tcW w:type="dxa" w:w="4680"/>
+            <w:tcBorders>
+              <w:top w:val="single" w:sz="12" w:color="000000" w:space="0"/>
+              <w:bottom w:val="single" w:sz="8" w:color="000000" w:space="0"/>
+              <w:left w:val="nil" w:sz="8" w:color="000000" w:space="0"/>
+              <w:right w:val="nil" w:sz="8" w:color="000000" w:space="0"/>
+            </w:tcBorders>
+          </w:tcPr>
+          <w:p>
+            <w:pPr>
+              <w:spacing w:before="40" w:after="40" w:line="276" w:lineRule="auto"/>
+            </w:pPr>
+            <w:r>
+              <w:rPr>
+                <w:rFonts w:ascii="Times New Roman" w:hAnsi="Times New Roman"/>
+                <w:b/>
+                <w:sz w:val="22"/>
+              </w:rPr>
+              <w:t>Criterion</w:t>
+            </w:r>
+          </w:p>
+        </w:tc>
+        <w:tc>
+          <w:tcPr>
+            <w:tcW w:type="dxa" w:w="4680"/>
+            <w:tcBorders>
+              <w:top w:val="single" w:sz="12" w:color="000000" w:space="0"/>
+              <w:bottom w:val="single" w:sz="8" w:color="000000" w:space="0"/>
+              <w:left w:val="nil" w:sz="8" w:color="000000" w:space="0"/>
+              <w:right w:val="nil" w:sz="8" w:color="000000" w:space="0"/>
+            </w:tcBorders>
+          </w:tcPr>
+          <w:p>
+            <w:pPr>
+              <w:spacing w:before="40" w:after="40" w:line="276" w:lineRule="auto"/>
+            </w:pPr>
+            <w:r>
+              <w:rPr>
+                <w:rFonts w:ascii="Times New Roman" w:hAnsi="Times New Roman"/>
+                <w:b/>
+                <w:sz w:val="22"/>
+              </w:rPr>
+              <w:t>Description</w:t>
+            </w:r>
+          </w:p>
+        </w:tc>
+      </w:tr>
+      <w:tr>
+        <w:tc>
+          <w:tcPr>
+            <w:tcW w:type="dxa" w:w="4680"/>
+            <w:tcBorders>
+              <w:top w:val="nil" w:sz="8" w:color="000000" w:space="0"/>
+              <w:bottom w:val="nil" w:sz="8" w:color="000000" w:space="0"/>
+              <w:left w:val="nil" w:sz="8" w:color="000000" w:space="0"/>
+              <w:right w:val="nil" w:sz="8" w:color="000000" w:space="0"/>
+            </w:tcBorders>
+          </w:tcPr>
+          <w:p>
+            <w:pPr>
+              <w:spacing w:before="20" w:after="20" w:line="276" w:lineRule="auto"/>
+            </w:pPr>
+            <w:r>
+              <w:rPr>
+                <w:rFonts w:ascii="Times New Roman" w:hAnsi="Times New Roman"/>
+                <w:sz w:val="22"/>
+              </w:rPr>
+              <w:t>Methodology scope</w:t>
+            </w:r>
+          </w:p>
+        </w:tc>
+        <w:tc>
+          <w:tcPr>
+            <w:tcW w:type="dxa" w:w="4680"/>
+            <w:tcBorders>
+              <w:top w:val="nil" w:sz="8" w:color="000000" w:space="0"/>
+              <w:bottom w:val="nil" w:sz="8" w:color="000000" w:space="0"/>
+              <w:left w:val="nil" w:sz="8" w:color="000000" w:space="0"/>
+              <w:right w:val="nil" w:sz="8" w:color="000000" w:space="0"/>
+            </w:tcBorders>
+          </w:tcPr>
+          <w:p>
+            <w:pPr>
+              <w:spacing w:before="20" w:after="20" w:line="276" w:lineRule="auto"/>
+            </w:pPr>
+            <w:r>
+              <w:rPr>
+                <w:rFonts w:ascii="Times New Roman" w:hAnsi="Times New Roman"/>
+                <w:sz w:val="22"/>
+              </w:rPr>
+              <w:t>Publishes methodological innovations in systematic review/meta-analysis</w:t>
+            </w:r>
+          </w:p>
+        </w:tc>
+      </w:tr>
+      <w:tr>
+        <w:tc>
+          <w:tcPr>
+            <w:tcW w:type="dxa" w:w="4680"/>
+            <w:tcBorders>
+              <w:top w:val="nil" w:sz="8" w:color="000000" w:space="0"/>
+              <w:bottom w:val="nil" w:sz="8" w:color="000000" w:space="0"/>
+              <w:left w:val="nil" w:sz="8" w:color="000000" w:space="0"/>
+              <w:right w:val="nil" w:sz="8" w:color="000000" w:space="0"/>
+            </w:tcBorders>
+          </w:tcPr>
+          <w:p>
+            <w:pPr>
+              <w:spacing w:before="20" w:after="20" w:line="276" w:lineRule="auto"/>
+            </w:pPr>
+            <w:r>
+              <w:rPr>
+                <w:rFonts w:ascii="Times New Roman" w:hAnsi="Times New Roman"/>
+                <w:sz w:val="22"/>
+              </w:rPr>
+              <w:t>Readership</w:t>
+            </w:r>
+          </w:p>
+        </w:tc>
+        <w:tc>
+          <w:tcPr>
+            <w:tcW w:type="dxa" w:w="4680"/>
+            <w:tcBorders>
+              <w:top w:val="nil" w:sz="8" w:color="000000" w:space="0"/>
+              <w:bottom w:val="nil" w:sz="8" w:color="000000" w:space="0"/>
+              <w:left w:val="nil" w:sz="8" w:color="000000" w:space="0"/>
+              <w:right w:val="nil" w:sz="8" w:color="000000" w:space="0"/>
+            </w:tcBorders>
+          </w:tcPr>
+          <w:p>
+            <w:pPr>
+              <w:spacing w:before="20" w:after="20" w:line="276" w:lineRule="auto"/>
+            </w:pPr>
+            <w:r>
+              <w:rPr>
+                <w:rFonts w:ascii="Times New Roman" w:hAnsi="Times New Roman"/>
+                <w:sz w:val="22"/>
+              </w:rPr>
+              <w:t>Researchers conducting quantitative evidence synthesis</w:t>
+            </w:r>
+          </w:p>
+        </w:tc>
+      </w:tr>
+      <w:tr>
+        <w:tc>
+          <w:tcPr>
+            <w:tcW w:type="dxa" w:w="4680"/>
+            <w:tcBorders>
+              <w:top w:val="nil" w:sz="8" w:color="000000" w:space="0"/>
+              <w:bottom w:val="nil" w:sz="8" w:color="000000" w:space="0"/>
+              <w:left w:val="nil" w:sz="8" w:color="000000" w:space="0"/>
+              <w:right w:val="nil" w:sz="8" w:color="000000" w:space="0"/>
+            </w:tcBorders>
+          </w:tcPr>
+          <w:p>
+            <w:pPr>
+              <w:spacing w:before="20" w:after="20" w:line="276" w:lineRule="auto"/>
+            </w:pPr>
+            <w:r>
+              <w:rPr>
+                <w:rFonts w:ascii="Times New Roman" w:hAnsi="Times New Roman"/>
+                <w:sz w:val="22"/>
+              </w:rPr>
+              <w:t>AI/LLM openness</w:t>
+            </w:r>
+          </w:p>
+        </w:tc>
+        <w:tc>
+          <w:tcPr>
+            <w:tcW w:type="dxa" w:w="4680"/>
+            <w:tcBorders>
+              <w:top w:val="nil" w:sz="8" w:color="000000" w:space="0"/>
+              <w:bottom w:val="nil" w:sz="8" w:color="000000" w:space="0"/>
+              <w:left w:val="nil" w:sz="8" w:color="000000" w:space="0"/>
+              <w:right w:val="nil" w:sz="8" w:color="000000" w:space="0"/>
+            </w:tcBorders>
+          </w:tcPr>
+          <w:p>
+            <w:pPr>
+              <w:spacing w:before="20" w:after="20" w:line="276" w:lineRule="auto"/>
+            </w:pPr>
+            <w:r>
+              <w:rPr>
+                <w:rFonts w:ascii="Times New Roman" w:hAnsi="Times New Roman"/>
+                <w:sz w:val="22"/>
+              </w:rPr>
+              <w:t>Open to AI/LLM applications in research methodology</w:t>
+            </w:r>
+          </w:p>
+        </w:tc>
+      </w:tr>
+      <w:tr>
+        <w:tc>
+          <w:tcPr>
+            <w:tcW w:type="dxa" w:w="4680"/>
+            <w:tcBorders>
+              <w:top w:val="nil" w:sz="8" w:color="000000" w:space="0"/>
+              <w:bottom w:val="nil" w:sz="8" w:color="000000" w:space="0"/>
+              <w:left w:val="nil" w:sz="8" w:color="000000" w:space="0"/>
+              <w:right w:val="nil" w:sz="8" w:color="000000" w:space="0"/>
+            </w:tcBorders>
+          </w:tcPr>
+          <w:p>
+            <w:pPr>
+              <w:spacing w:before="20" w:after="20" w:line="276" w:lineRule="auto"/>
+            </w:pPr>
+            <w:r>
+              <w:rPr>
+                <w:rFonts w:ascii="Times New Roman" w:hAnsi="Times New Roman"/>
+                <w:sz w:val="22"/>
+              </w:rPr>
+              <w:t>Length</w:t>
+            </w:r>
+          </w:p>
+        </w:tc>
+        <w:tc>
+          <w:tcPr>
+            <w:tcW w:type="dxa" w:w="4680"/>
+            <w:tcBorders>
+              <w:top w:val="nil" w:sz="8" w:color="000000" w:space="0"/>
+              <w:bottom w:val="nil" w:sz="8" w:color="000000" w:space="0"/>
+              <w:left w:val="nil" w:sz="8" w:color="000000" w:space="0"/>
+              <w:right w:val="nil" w:sz="8" w:color="000000" w:space="0"/>
+            </w:tcBorders>
+          </w:tcPr>
+          <w:p>
+            <w:pPr>
+              <w:spacing w:before="20" w:after="20" w:line="276" w:lineRule="auto"/>
+            </w:pPr>
+            <w:r>
+              <w:rPr>
+                <w:rFonts w:ascii="Times New Roman" w:hAnsi="Times New Roman"/>
+                <w:sz w:val="22"/>
+              </w:rPr>
+              <w:t>6,000-10,000 words with technical detail</w:t>
+            </w:r>
+          </w:p>
+        </w:tc>
+      </w:tr>
+      <w:tr>
+        <w:tc>
+          <w:tcPr>
+            <w:tcW w:type="dxa" w:w="4680"/>
+            <w:tcBorders>
+              <w:top w:val="nil" w:sz="8" w:color="000000" w:space="0"/>
+              <w:bottom w:val="nil" w:sz="8" w:color="000000" w:space="0"/>
+              <w:left w:val="nil" w:sz="8" w:color="000000" w:space="0"/>
+              <w:right w:val="nil" w:sz="8" w:color="000000" w:space="0"/>
+            </w:tcBorders>
+          </w:tcPr>
+          <w:p>
+            <w:pPr>
+              <w:spacing w:before="20" w:after="20" w:line="276" w:lineRule="auto"/>
+            </w:pPr>
+            <w:r>
+              <w:rPr>
+                <w:rFonts w:ascii="Times New Roman" w:hAnsi="Times New Roman"/>
+                <w:sz w:val="22"/>
+              </w:rPr>
+              <w:t>Impact</w:t>
+            </w:r>
+          </w:p>
+        </w:tc>
+        <w:tc>
+          <w:tcPr>
+            <w:tcW w:type="dxa" w:w="4680"/>
+            <w:tcBorders>
+              <w:top w:val="nil" w:sz="8" w:color="000000" w:space="0"/>
+              <w:bottom w:val="nil" w:sz="8" w:color="000000" w:space="0"/>
+              <w:left w:val="nil" w:sz="8" w:color="000000" w:space="0"/>
+              <w:right w:val="nil" w:sz="8" w:color="000000" w:space="0"/>
+            </w:tcBorders>
+          </w:tcPr>
+          <w:p>
+            <w:pPr>
+              <w:spacing w:before="20" w:after="20" w:line="276" w:lineRule="auto"/>
+            </w:pPr>
+            <w:r>
+              <w:rPr>
+                <w:rFonts w:ascii="Times New Roman" w:hAnsi="Times New Roman"/>
+                <w:sz w:val="22"/>
+              </w:rPr>
+              <w:t>Impact Factor &gt;= 3.0 preferred</w:t>
+            </w:r>
+          </w:p>
+        </w:tc>
+      </w:tr>
+      <w:tr>
+        <w:tc>
+          <w:tcPr>
+            <w:tcW w:type="dxa" w:w="4680"/>
+            <w:tcBorders>
+              <w:top w:val="nil" w:sz="8" w:color="000000" w:space="0"/>
+              <w:bottom w:val="single" w:sz="12" w:color="000000" w:space="0"/>
+              <w:left w:val="nil" w:sz="8" w:color="000000" w:space="0"/>
+              <w:right w:val="nil" w:sz="8" w:color="000000" w:space="0"/>
+            </w:tcBorders>
+          </w:tcPr>
+          <w:p>
+            <w:pPr>
+              <w:spacing w:before="20" w:after="20" w:line="276" w:lineRule="auto"/>
+            </w:pPr>
+            <w:r>
+              <w:rPr>
+                <w:rFonts w:ascii="Times New Roman" w:hAnsi="Times New Roman"/>
+                <w:sz w:val="22"/>
+              </w:rPr>
+              <w:t>Reproducibility</w:t>
+            </w:r>
+          </w:p>
+        </w:tc>
+        <w:tc>
+          <w:tcPr>
+            <w:tcW w:type="dxa" w:w="4680"/>
+            <w:tcBorders>
+              <w:top w:val="nil" w:sz="8" w:color="000000" w:space="0"/>
+              <w:bottom w:val="single" w:sz="12" w:color="000000" w:space="0"/>
+              <w:left w:val="nil" w:sz="8" w:color="000000" w:space="0"/>
+              <w:right w:val="nil" w:sz="8" w:color="000000" w:space="0"/>
+            </w:tcBorders>
+          </w:tcPr>
+          <w:p>
+            <w:pPr>
+              <w:spacing w:before="20" w:after="20" w:line="276" w:lineRule="auto"/>
+            </w:pPr>
+            <w:r>
+              <w:rPr>
+                <w:rFonts w:ascii="Times New Roman" w:hAnsi="Times New Roman"/>
+                <w:sz w:val="22"/>
+              </w:rPr>
+              <w:t>Values open-science reporting (code/data sharing)</w:t>
+            </w:r>
+          </w:p>
+        </w:tc>
+      </w:tr>
+    </w:tbl>
+    <w:p>
+      <w:pPr>
+        <w:spacing w:before="240" w:after="0" w:line="480" w:lineRule="auto"/>
+      </w:pPr>
+      <w:r>
+        <w:rPr>
+          <w:rFonts w:ascii="Times New Roman" w:hAnsi="Times New Roman"/>
+          <w:b/>
+          <w:sz w:val="24"/>
+        </w:rPr>
+        <w:t>Suggested Search Terms for Venue Identification</w:t>
+      </w:r>
+    </w:p>
+    <w:p>
+      <w:pPr>
+        <w:spacing w:line="480" w:lineRule="auto"/>
+        <w:ind w:left="720"/>
+      </w:pPr>
+      <w:r>
+        <w:rPr>
+          <w:rFonts w:ascii="Times New Roman" w:hAnsi="Times New Roman"/>
+          <w:i/>
+          <w:sz w:val="22"/>
+        </w:rPr>
+        <w:t>"systematic review AND (automation OR machine learning OR NLP) AND data extraction"</w:t>
+      </w:r>
+    </w:p>
+    <w:p>
+      <w:pPr>
+        <w:spacing w:line="480" w:lineRule="auto"/>
+        <w:ind w:left="720"/>
+      </w:pPr>
+      <w:r>
+        <w:rPr>
+          <w:rFonts w:ascii="Times New Roman" w:hAnsi="Times New Roman"/>
+          <w:i/>
+          <w:sz w:val="22"/>
+        </w:rPr>
+        <w:t>"meta-analysis AND (large language model OR LLM OR GPT OR AI)"</w:t>
+      </w:r>
+    </w:p>
+    <w:p>
+      <w:pPr>
+        <w:spacing w:line="480" w:lineRule="auto"/>
+        <w:ind w:left="720"/>
+      </w:pPr>
+      <w:r>
+        <w:rPr>
+          <w:rFonts w:ascii="Times New Roman" w:hAnsi="Times New Roman"/>
+          <w:i/>
+          <w:sz w:val="22"/>
+        </w:rPr>
+        <w:t>"research synthesis methods AND technology"</w:t>
+      </w:r>
+    </w:p>
+    <w:p>
+      <w:pPr>
+        <w:spacing w:line="480" w:lineRule="auto"/>
+        <w:ind w:left="720"/>
+      </w:pPr>
+      <w:r>
+        <w:rPr>
+          <w:rFonts w:ascii="Times New Roman" w:hAnsi="Times New Roman"/>
+          <w:i/>
+          <w:sz w:val="22"/>
+        </w:rPr>
+        <w:t>"inter-rater reliability AND automated coding"</w:t>
+      </w:r>
+    </w:p>
+    <w:p>
+      <w:pPr>
+        <w:spacing w:line="480" w:lineRule="auto"/>
+        <w:ind w:left="720"/>
+      </w:pPr>
+      <w:r>
+        <w:rPr>
+          <w:rFonts w:ascii="Times New Roman" w:hAnsi="Times New Roman"/>
+          <w:i/>
+          <w:sz w:val="22"/>
+        </w:rPr>
+        <w:t>"PRISMA AND artificial intelligence"</w:t>
+      </w:r>
+    </w:p>
+    <w:p>
+      <w:pPr>
+        <w:spacing w:before="240" w:after="0" w:line="480" w:lineRule="auto"/>
+        <w:jc w:val="center"/>
+      </w:pPr>
+      <w:r>
+        <w:rPr>
+          <w:rFonts w:ascii="Times New Roman" w:hAnsi="Times New Roman"/>
+          <w:b/>
+          <w:sz w:val="24"/>
+        </w:rPr>
+        <w:t>Key Numbers at a Glance</w:t>
+      </w:r>
+    </w:p>
+    <w:p>
+      <w:pPr>
+        <w:spacing w:before="240" w:after="0" w:line="480" w:lineRule="auto"/>
+      </w:pPr>
+      <w:r>
+        <w:rPr>
+          <w:rFonts w:ascii="Times New Roman" w:hAnsi="Times New Roman"/>
+          <w:b/>
+          <w:sz w:val="24"/>
+        </w:rPr>
+        <w:t>Table 6</w:t>
+      </w:r>
+    </w:p>
+    <w:p>
+      <w:pPr>
+        <w:spacing w:before="0" w:after="120" w:line="480" w:lineRule="auto"/>
+      </w:pPr>
+      <w:r>
+        <w:rPr>
+          <w:rFonts w:ascii="Times New Roman" w:hAnsi="Times New Roman"/>
+          <w:i/>
+          <w:sz w:val="24"/>
+        </w:rPr>
+        <w:t>Summary of Key Parameters</w:t>
+      </w:r>
+    </w:p>
+    <w:tbl>
+      <w:tblPr>
+        <w:tblW w:type="auto" w:w="0"/>
+        <w:jc w:val="left"/>
+        <w:tblLook w:firstColumn="1" w:firstRow="1" w:lastColumn="0" w:lastRow="0" w:noHBand="0" w:noVBand="1" w:val="04A0"/>
+        <w:tblBorders>
+          <w:top w:val="nil" w:sz="8" w:color="000000" w:space="0"/>
+          <w:bottom w:val="nil" w:sz="8" w:color="000000" w:space="0"/>
+          <w:left w:val="nil" w:sz="8" w:color="000000" w:space="0"/>
+          <w:right w:val="nil" w:sz="8" w:color="000000" w:space="0"/>
+          <w:insideH w:val="nil" w:sz="8" w:color="000000" w:space="0"/>
+          <w:insideV w:val="nil" w:sz="8" w:color="000000" w:space="0"/>
+        </w:tblBorders>
+      </w:tblPr>
+      <w:tblGrid>
+        <w:gridCol w:w="4680"/>
+        <w:gridCol w:w="4680"/>
+      </w:tblGrid>
+      <w:tr>
+        <w:tc>
+          <w:tcPr>
+            <w:tcW w:type="dxa" w:w="4680"/>
+            <w:tcBorders>
+              <w:top w:val="single" w:sz="12" w:color="000000" w:space="0"/>
+              <w:bottom w:val="single" w:sz="8" w:color="000000" w:space="0"/>
+              <w:left w:val="nil" w:sz="8" w:color="000000" w:space="0"/>
+              <w:right w:val="nil" w:sz="8" w:color="000000" w:space="0"/>
+            </w:tcBorders>
+          </w:tcPr>
+          <w:p>
+            <w:pPr>
+              <w:spacing w:before="40" w:after="40" w:line="276" w:lineRule="auto"/>
+            </w:pPr>
+            <w:r>
+              <w:rPr>
+                <w:rFonts w:ascii="Times New Roman" w:hAnsi="Times New Roman"/>
                 <w:b/>
                 <w:sz w:val="22"/>
               </w:rPr>
@@ -726,11 +3056,20 @@
         <w:tc>
           <w:tcPr>
             <w:tcW w:type="dxa" w:w="4680"/>
-            <w:shd w:val="clear" w:color="auto" w:fill="D9E2F3"/>
+            <w:tcBorders>
+              <w:top w:val="single" w:sz="12" w:color="000000" w:space="0"/>
+              <w:bottom w:val="single" w:sz="8" w:color="000000" w:space="0"/>
+              <w:left w:val="nil" w:sz="8" w:color="000000" w:space="0"/>
+              <w:right w:val="nil" w:sz="8" w:color="000000" w:space="0"/>
+            </w:tcBorders>
           </w:tcPr>
           <w:p>
+            <w:pPr>
+              <w:spacing w:before="40" w:after="40" w:line="276" w:lineRule="auto"/>
+            </w:pPr>
             <w:r>
               <w:rPr>
+                <w:rFonts w:ascii="Times New Roman" w:hAnsi="Times New Roman"/>
                 <w:b/>
                 <w:sz w:val="22"/>
               </w:rPr>
@@ -743,10 +3082,20 @@
         <w:tc>
           <w:tcPr>
             <w:tcW w:type="dxa" w:w="4680"/>
+            <w:tcBorders>
+              <w:top w:val="nil" w:sz="8" w:color="000000" w:space="0"/>
+              <w:bottom w:val="nil" w:sz="8" w:color="000000" w:space="0"/>
+              <w:left w:val="nil" w:sz="8" w:color="000000" w:space="0"/>
+              <w:right w:val="nil" w:sz="8" w:color="000000" w:space="0"/>
+            </w:tcBorders>
           </w:tcPr>
           <w:p>
+            <w:pPr>
+              <w:spacing w:before="20" w:after="20" w:line="276" w:lineRule="auto"/>
+            </w:pPr>
             <w:r>
               <w:rPr>
+                <w:rFonts w:ascii="Times New Roman" w:hAnsi="Times New Roman"/>
                 <w:sz w:val="22"/>
               </w:rPr>
               <w:t>Gold standard sample</w:t>
@@ -756,10 +3105,20 @@
         <w:tc>
           <w:tcPr>
             <w:tcW w:type="dxa" w:w="4680"/>
+            <w:tcBorders>
+              <w:top w:val="nil" w:sz="8" w:color="000000" w:space="0"/>
+              <w:bottom w:val="nil" w:sz="8" w:color="000000" w:space="0"/>
+              <w:left w:val="nil" w:sz="8" w:color="000000" w:space="0"/>
+              <w:right w:val="nil" w:sz="8" w:color="000000" w:space="0"/>
+            </w:tcBorders>
           </w:tcPr>
           <w:p>
+            <w:pPr>
+              <w:spacing w:before="20" w:after="20" w:line="276" w:lineRule="auto"/>
+            </w:pPr>
             <w:r>
               <w:rPr>
+                <w:rFonts w:ascii="Times New Roman" w:hAnsi="Times New Roman"/>
                 <w:sz w:val="22"/>
               </w:rPr>
               <w:t>100 studies (stratified from N = 224)</w:t>
@@ -771,10 +3130,20 @@
         <w:tc>
           <w:tcPr>
             <w:tcW w:type="dxa" w:w="4680"/>
+            <w:tcBorders>
+              <w:top w:val="nil" w:sz="8" w:color="000000" w:space="0"/>
+              <w:bottom w:val="nil" w:sz="8" w:color="000000" w:space="0"/>
+              <w:left w:val="nil" w:sz="8" w:color="000000" w:space="0"/>
+              <w:right w:val="nil" w:sz="8" w:color="000000" w:space="0"/>
+            </w:tcBorders>
           </w:tcPr>
           <w:p>
+            <w:pPr>
+              <w:spacing w:before="20" w:after="20" w:line="276" w:lineRule="auto"/>
+            </w:pPr>
             <w:r>
               <w:rPr>
+                <w:rFonts w:ascii="Times New Roman" w:hAnsi="Times New Roman"/>
                 <w:sz w:val="22"/>
               </w:rPr>
               <w:t>Human coders</w:t>
@@ -784,10 +3153,20 @@
         <w:tc>
           <w:tcPr>
             <w:tcW w:type="dxa" w:w="4680"/>
+            <w:tcBorders>
+              <w:top w:val="nil" w:sz="8" w:color="000000" w:space="0"/>
+              <w:bottom w:val="nil" w:sz="8" w:color="000000" w:space="0"/>
+              <w:left w:val="nil" w:sz="8" w:color="000000" w:space="0"/>
+              <w:right w:val="nil" w:sz="8" w:color="000000" w:space="0"/>
+            </w:tcBorders>
           </w:tcPr>
           <w:p>
+            <w:pPr>
+              <w:spacing w:before="20" w:after="20" w:line="276" w:lineRule="auto"/>
+            </w:pPr>
             <w:r>
               <w:rPr>
+                <w:rFonts w:ascii="Times New Roman" w:hAnsi="Times New Roman"/>
                 <w:sz w:val="22"/>
               </w:rPr>
               <w:t>4 (two independent pairs + cross-adjudication)</w:t>
@@ -799,10 +3178,20 @@
         <w:tc>
           <w:tcPr>
             <w:tcW w:type="dxa" w:w="4680"/>
+            <w:tcBorders>
+              <w:top w:val="nil" w:sz="8" w:color="000000" w:space="0"/>
+              <w:bottom w:val="nil" w:sz="8" w:color="000000" w:space="0"/>
+              <w:left w:val="nil" w:sz="8" w:color="000000" w:space="0"/>
+              <w:right w:val="nil" w:sz="8" w:color="000000" w:space="0"/>
+            </w:tcBorders>
           </w:tcPr>
           <w:p>
+            <w:pPr>
+              <w:spacing w:before="20" w:after="20" w:line="276" w:lineRule="auto"/>
+            </w:pPr>
             <w:r>
               <w:rPr>
+                <w:rFonts w:ascii="Times New Roman" w:hAnsi="Times New Roman"/>
                 <w:sz w:val="22"/>
               </w:rPr>
               <w:t>LLM models tested</w:t>
@@ -812,10 +3201,20 @@
         <w:tc>
           <w:tcPr>
             <w:tcW w:type="dxa" w:w="4680"/>
+            <w:tcBorders>
+              <w:top w:val="nil" w:sz="8" w:color="000000" w:space="0"/>
+              <w:bottom w:val="nil" w:sz="8" w:color="000000" w:space="0"/>
+              <w:left w:val="nil" w:sz="8" w:color="000000" w:space="0"/>
+              <w:right w:val="nil" w:sz="8" w:color="000000" w:space="0"/>
+            </w:tcBorders>
           </w:tcPr>
           <w:p>
+            <w:pPr>
+              <w:spacing w:before="20" w:after="20" w:line="276" w:lineRule="auto"/>
+            </w:pPr>
             <w:r>
               <w:rPr>
+                <w:rFonts w:ascii="Times New Roman" w:hAnsi="Times New Roman"/>
                 <w:sz w:val="22"/>
               </w:rPr>
               <w:t>3 (Claude Sonnet 4.6, Gemini 2.5-Flash, Codex)</w:t>
@@ -827,10 +3226,20 @@
         <w:tc>
           <w:tcPr>
             <w:tcW w:type="dxa" w:w="4680"/>
+            <w:tcBorders>
+              <w:top w:val="nil" w:sz="8" w:color="000000" w:space="0"/>
+              <w:bottom w:val="nil" w:sz="8" w:color="000000" w:space="0"/>
+              <w:left w:val="nil" w:sz="8" w:color="000000" w:space="0"/>
+              <w:right w:val="nil" w:sz="8" w:color="000000" w:space="0"/>
+            </w:tcBorders>
           </w:tcPr>
           <w:p>
+            <w:pPr>
+              <w:spacing w:before="20" w:after="20" w:line="276" w:lineRule="auto"/>
+            </w:pPr>
             <w:r>
               <w:rPr>
+                <w:rFonts w:ascii="Times New Roman" w:hAnsi="Times New Roman"/>
                 <w:sz w:val="22"/>
               </w:rPr>
               <w:t>Data elements per study</w:t>
@@ -840,10 +3249,20 @@
         <w:tc>
           <w:tcPr>
             <w:tcW w:type="dxa" w:w="4680"/>
+            <w:tcBorders>
+              <w:top w:val="nil" w:sz="8" w:color="000000" w:space="0"/>
+              <w:bottom w:val="nil" w:sz="8" w:color="000000" w:space="0"/>
+              <w:left w:val="nil" w:sz="8" w:color="000000" w:space="0"/>
+              <w:right w:val="nil" w:sz="8" w:color="000000" w:space="0"/>
+            </w:tcBorders>
           </w:tcPr>
           <w:p>
+            <w:pPr>
+              <w:spacing w:before="20" w:after="20" w:line="276" w:lineRule="auto"/>
+            </w:pPr>
             <w:r>
               <w:rPr>
+                <w:rFonts w:ascii="Times New Roman" w:hAnsi="Times New Roman"/>
                 <w:sz w:val="22"/>
               </w:rPr>
               <w:t>~30 (bibliographic + statistical + classificatory)</w:t>
@@ -855,10 +3274,20 @@
         <w:tc>
           <w:tcPr>
             <w:tcW w:type="dxa" w:w="4680"/>
+            <w:tcBorders>
+              <w:top w:val="nil" w:sz="8" w:color="000000" w:space="0"/>
+              <w:bottom w:val="nil" w:sz="8" w:color="000000" w:space="0"/>
+              <w:left w:val="nil" w:sz="8" w:color="000000" w:space="0"/>
+              <w:right w:val="nil" w:sz="8" w:color="000000" w:space="0"/>
+            </w:tcBorders>
           </w:tcPr>
           <w:p>
+            <w:pPr>
+              <w:spacing w:before="20" w:after="20" w:line="276" w:lineRule="auto"/>
+            </w:pPr>
             <w:r>
               <w:rPr>
+                <w:rFonts w:ascii="Times New Roman" w:hAnsi="Times New Roman"/>
                 <w:sz w:val="22"/>
               </w:rPr>
               <w:t>Total data elements</w:t>
@@ -868,10 +3297,20 @@
         <w:tc>
           <w:tcPr>
             <w:tcW w:type="dxa" w:w="4680"/>
+            <w:tcBorders>
+              <w:top w:val="nil" w:sz="8" w:color="000000" w:space="0"/>
+              <w:bottom w:val="nil" w:sz="8" w:color="000000" w:space="0"/>
+              <w:left w:val="nil" w:sz="8" w:color="000000" w:space="0"/>
+              <w:right w:val="nil" w:sz="8" w:color="000000" w:space="0"/>
+            </w:tcBorders>
           </w:tcPr>
           <w:p>
+            <w:pPr>
+              <w:spacing w:before="20" w:after="20" w:line="276" w:lineRule="auto"/>
+            </w:pPr>
             <w:r>
               <w:rPr>
+                <w:rFonts w:ascii="Times New Roman" w:hAnsi="Times New Roman"/>
                 <w:sz w:val="22"/>
               </w:rPr>
               <w:t>~3,000</w:t>
@@ -883,10 +3322,20 @@
         <w:tc>
           <w:tcPr>
             <w:tcW w:type="dxa" w:w="4680"/>
+            <w:tcBorders>
+              <w:top w:val="nil" w:sz="8" w:color="000000" w:space="0"/>
+              <w:bottom w:val="nil" w:sz="8" w:color="000000" w:space="0"/>
+              <w:left w:val="nil" w:sz="8" w:color="000000" w:space="0"/>
+              <w:right w:val="nil" w:sz="8" w:color="000000" w:space="0"/>
+            </w:tcBorders>
           </w:tcPr>
           <w:p>
+            <w:pPr>
+              <w:spacing w:before="20" w:after="20" w:line="276" w:lineRule="auto"/>
+            </w:pPr>
             <w:r>
               <w:rPr>
+                <w:rFonts w:ascii="Times New Roman" w:hAnsi="Times New Roman"/>
                 <w:sz w:val="22"/>
               </w:rPr>
               <w:t>ICR target</w:t>
@@ -896,10 +3345,20 @@
         <w:tc>
           <w:tcPr>
             <w:tcW w:type="dxa" w:w="4680"/>
+            <w:tcBorders>
+              <w:top w:val="nil" w:sz="8" w:color="000000" w:space="0"/>
+              <w:bottom w:val="nil" w:sz="8" w:color="000000" w:space="0"/>
+              <w:left w:val="nil" w:sz="8" w:color="000000" w:space="0"/>
+              <w:right w:val="nil" w:sz="8" w:color="000000" w:space="0"/>
+            </w:tcBorders>
           </w:tcPr>
           <w:p>
+            <w:pPr>
+              <w:spacing w:before="20" w:after="20" w:line="276" w:lineRule="auto"/>
+            </w:pPr>
             <w:r>
               <w:rPr>
+                <w:rFonts w:ascii="Times New Roman" w:hAnsi="Times New Roman"/>
                 <w:sz w:val="22"/>
               </w:rPr>
               <w:t>Cohen's kappa &gt;= .85</w:t>
@@ -911,10 +3370,20 @@
         <w:tc>
           <w:tcPr>
             <w:tcW w:type="dxa" w:w="4680"/>
+            <w:tcBorders>
+              <w:top w:val="nil" w:sz="8" w:color="000000" w:space="0"/>
+              <w:bottom w:val="nil" w:sz="8" w:color="000000" w:space="0"/>
+              <w:left w:val="nil" w:sz="8" w:color="000000" w:space="0"/>
+              <w:right w:val="nil" w:sz="8" w:color="000000" w:space="0"/>
+            </w:tcBorders>
           </w:tcPr>
           <w:p>
+            <w:pPr>
+              <w:spacing w:before="20" w:after="20" w:line="276" w:lineRule="auto"/>
+            </w:pPr>
             <w:r>
               <w:rPr>
+                <w:rFonts w:ascii="Times New Roman" w:hAnsi="Times New Roman"/>
                 <w:sz w:val="22"/>
               </w:rPr>
               <w:t>Accuracy target</w:t>
@@ -924,13 +3393,23 @@
         <w:tc>
           <w:tcPr>
             <w:tcW w:type="dxa" w:w="4680"/>
+            <w:tcBorders>
+              <w:top w:val="nil" w:sz="8" w:color="000000" w:space="0"/>
+              <w:bottom w:val="nil" w:sz="8" w:color="000000" w:space="0"/>
+              <w:left w:val="nil" w:sz="8" w:color="000000" w:space="0"/>
+              <w:right w:val="nil" w:sz="8" w:color="000000" w:space="0"/>
+            </w:tcBorders>
           </w:tcPr>
           <w:p>
+            <w:pPr>
+              <w:spacing w:before="20" w:after="20" w:line="276" w:lineRule="auto"/>
+            </w:pPr>
             <w:r>
               <w:rPr>
+                <w:rFonts w:ascii="Times New Roman" w:hAnsi="Times New Roman"/>
                 <w:sz w:val="22"/>
               </w:rPr>
-              <w:t>&gt;= 95% element-level agreement with gold standard</w:t>
+              <w:t>&gt;= 95% element-level agreement</w:t>
             </w:r>
           </w:p>
         </w:tc>
@@ -939,10 +3418,20 @@
         <w:tc>
           <w:tcPr>
             <w:tcW w:type="dxa" w:w="4680"/>
+            <w:tcBorders>
+              <w:top w:val="nil" w:sz="8" w:color="000000" w:space="0"/>
+              <w:bottom w:val="nil" w:sz="8" w:color="000000" w:space="0"/>
+              <w:left w:val="nil" w:sz="8" w:color="000000" w:space="0"/>
+              <w:right w:val="nil" w:sz="8" w:color="000000" w:space="0"/>
+            </w:tcBorders>
           </w:tcPr>
           <w:p>
+            <w:pPr>
+              <w:spacing w:before="20" w:after="20" w:line="276" w:lineRule="auto"/>
+            </w:pPr>
             <w:r>
               <w:rPr>
+                <w:rFonts w:ascii="Times New Roman" w:hAnsi="Times New Roman"/>
                 <w:sz w:val="22"/>
               </w:rPr>
               <w:t>Extraction modules</w:t>
@@ -952,10 +3441,20 @@
         <w:tc>
           <w:tcPr>
             <w:tcW w:type="dxa" w:w="4680"/>
+            <w:tcBorders>
+              <w:top w:val="nil" w:sz="8" w:color="000000" w:space="0"/>
+              <w:bottom w:val="nil" w:sz="8" w:color="000000" w:space="0"/>
+              <w:left w:val="nil" w:sz="8" w:color="000000" w:space="0"/>
+              <w:right w:val="nil" w:sz="8" w:color="000000" w:space="0"/>
+            </w:tcBorders>
           </w:tcPr>
           <w:p>
+            <w:pPr>
+              <w:spacing w:before="20" w:after="20" w:line="276" w:lineRule="auto"/>
+            </w:pPr>
             <w:r>
               <w:rPr>
+                <w:rFonts w:ascii="Times New Roman" w:hAnsi="Times New Roman"/>
                 <w:sz w:val="22"/>
               </w:rPr>
               <w:t>4 (bibliographic, correlation, construct, moderator)</w:t>
@@ -967,10 +3466,20 @@
         <w:tc>
           <w:tcPr>
             <w:tcW w:type="dxa" w:w="4680"/>
+            <w:tcBorders>
+              <w:top w:val="nil" w:sz="8" w:color="000000" w:space="0"/>
+              <w:bottom w:val="nil" w:sz="8" w:color="000000" w:space="0"/>
+              <w:left w:val="nil" w:sz="8" w:color="000000" w:space="0"/>
+              <w:right w:val="nil" w:sz="8" w:color="000000" w:space="0"/>
+            </w:tcBorders>
           </w:tcPr>
           <w:p>
+            <w:pPr>
+              <w:spacing w:before="20" w:after="20" w:line="276" w:lineRule="auto"/>
+            </w:pPr>
             <w:r>
               <w:rPr>
+                <w:rFonts w:ascii="Times New Roman" w:hAnsi="Times New Roman"/>
                 <w:sz w:val="22"/>
               </w:rPr>
               <w:t>Reporting standards</w:t>
@@ -980,10 +3489,20 @@
         <w:tc>
           <w:tcPr>
             <w:tcW w:type="dxa" w:w="4680"/>
+            <w:tcBorders>
+              <w:top w:val="nil" w:sz="8" w:color="000000" w:space="0"/>
+              <w:bottom w:val="nil" w:sz="8" w:color="000000" w:space="0"/>
+              <w:left w:val="nil" w:sz="8" w:color="000000" w:space="0"/>
+              <w:right w:val="nil" w:sz="8" w:color="000000" w:space="0"/>
+            </w:tcBorders>
           </w:tcPr>
           <w:p>
+            <w:pPr>
+              <w:spacing w:before="20" w:after="20" w:line="276" w:lineRule="auto"/>
+            </w:pPr>
             <w:r>
               <w:rPr>
+                <w:rFonts w:ascii="Times New Roman" w:hAnsi="Times New Roman"/>
                 <w:sz w:val="22"/>
               </w:rPr>
               <w:t>PRISMA-trAIce (2025), TRIPOD-LLM</w:t>
@@ -995,10 +3514,20 @@
         <w:tc>
           <w:tcPr>
             <w:tcW w:type="dxa" w:w="4680"/>
+            <w:tcBorders>
+              <w:top w:val="nil" w:sz="8" w:color="000000" w:space="0"/>
+              <w:bottom w:val="single" w:sz="12" w:color="000000" w:space="0"/>
+              <w:left w:val="nil" w:sz="8" w:color="000000" w:space="0"/>
+              <w:right w:val="nil" w:sz="8" w:color="000000" w:space="0"/>
+            </w:tcBorders>
           </w:tcPr>
           <w:p>
+            <w:pPr>
+              <w:spacing w:before="20" w:after="20" w:line="276" w:lineRule="auto"/>
+            </w:pPr>
             <w:r>
               <w:rPr>
+                <w:rFonts w:ascii="Times New Roman" w:hAnsi="Times New Roman"/>
                 <w:sz w:val="22"/>
               </w:rPr>
               <w:t>Expected word count</w:t>
@@ -1008,29 +3537,25 @@
         <w:tc>
           <w:tcPr>
             <w:tcW w:type="dxa" w:w="4680"/>
+            <w:tcBorders>
+              <w:top w:val="nil" w:sz="8" w:color="000000" w:space="0"/>
+              <w:bottom w:val="single" w:sz="12" w:color="000000" w:space="0"/>
+              <w:left w:val="nil" w:sz="8" w:color="000000" w:space="0"/>
+              <w:right w:val="nil" w:sz="8" w:color="000000" w:space="0"/>
+            </w:tcBorders>
           </w:tcPr>
           <w:p>
+            <w:pPr>
+              <w:spacing w:before="20" w:after="20" w:line="276" w:lineRule="auto"/>
+            </w:pPr>
             <w:r>
               <w:rPr>
+                <w:rFonts w:ascii="Times New Roman" w:hAnsi="Times New Roman"/>
                 <w:sz w:val="22"/>
               </w:rPr>
-              <w:t>6,000-10,000 (excluding supplementary)</w:t>
+              <w:t>6,000-10,000</w:t>
             </w:r>
           </w:p>
-        </w:tc>
-      </w:tr>
-      <w:tr>
-        <w:tc>
-          <w:tcPr>
-            <w:tcW w:type="dxa" w:w="4680"/>
-          </w:tcPr>
-          <w:p/>
-        </w:tc>
-        <w:tc>
-          <w:tcPr>
-            <w:tcW w:type="dxa" w:w="4680"/>
-          </w:tcPr>
-          <w:p/>
         </w:tc>
       </w:tr>
     </w:tbl>
@@ -1041,11 +3566,12 @@
     </w:p>
     <w:p>
       <w:pPr>
-        <w:spacing w:before="240" w:after="120"/>
+        <w:spacing w:before="240" w:after="0" w:line="480" w:lineRule="auto"/>
         <w:jc w:val="center"/>
       </w:pPr>
       <w:r>
         <w:rPr>
+          <w:rFonts w:ascii="Times New Roman" w:hAnsi="Times New Roman"/>
           <w:b/>
           <w:sz w:val="24"/>
         </w:rPr>
@@ -1054,23 +3580,25 @@
     </w:p>
     <w:p>
       <w:pPr>
-        <w:spacing w:after="0" w:line="480" w:lineRule="auto"/>
+        <w:spacing w:line="480" w:lineRule="auto" w:after="0"/>
         <w:ind w:left="720" w:hanging="720"/>
       </w:pPr>
       <w:r>
         <w:rPr>
+          <w:rFonts w:ascii="Times New Roman" w:hAnsi="Times New Roman"/>
           <w:sz w:val="24"/>
         </w:rPr>
-        <w:t>Borah, R., Brown, A. W., Capers, P. L., &amp; Allison, D. B. (2017). Analysis of the time and workers needed to conduct systematic reviews of medical interventions using data from the PROSPERO registry. BMJ Open, 7(2), e012545.</w:t>
+        <w:t>Borah, R., Brown, A. W., Capers, P. L., &amp; Allison, D. B. (2017). Analysis of the time and workers needed to conduct systematic reviews of medical interventions using data from the PROSPERO registry. BMJ Open, 7(2), e012545. https://doi.org/10.1136/bmjopen-2016-012545</w:t>
       </w:r>
     </w:p>
     <w:p>
       <w:pPr>
-        <w:spacing w:after="0" w:line="480" w:lineRule="auto"/>
+        <w:spacing w:line="480" w:lineRule="auto" w:after="0"/>
         <w:ind w:left="720" w:hanging="720"/>
       </w:pPr>
       <w:r>
         <w:rPr>
+          <w:rFonts w:ascii="Times New Roman" w:hAnsi="Times New Roman"/>
           <w:sz w:val="24"/>
         </w:rPr>
         <w:t>Cheung, M. W.-L. (2015). Meta-analysis: A structural equation modeling approach. Wiley.</w:t>
@@ -1078,11 +3606,12 @@
     </w:p>
     <w:p>
       <w:pPr>
-        <w:spacing w:after="0" w:line="480" w:lineRule="auto"/>
+        <w:spacing w:line="480" w:lineRule="auto" w:after="0"/>
         <w:ind w:left="720" w:hanging="720"/>
       </w:pPr>
       <w:r>
         <w:rPr>
+          <w:rFonts w:ascii="Times New Roman" w:hAnsi="Times New Roman"/>
           <w:sz w:val="24"/>
         </w:rPr>
         <w:t>Collins, G. S., et al. (2025). TRIPOD-LLM: Transparent reporting of LLM-assisted prediction model development. BMJ.</w:t>
@@ -1090,23 +3619,25 @@
     </w:p>
     <w:p>
       <w:pPr>
-        <w:spacing w:after="0" w:line="480" w:lineRule="auto"/>
+        <w:spacing w:line="480" w:lineRule="auto" w:after="0"/>
         <w:ind w:left="720" w:hanging="720"/>
       </w:pPr>
       <w:r>
         <w:rPr>
+          <w:rFonts w:ascii="Times New Roman" w:hAnsi="Times New Roman"/>
           <w:sz w:val="24"/>
         </w:rPr>
-        <w:t>Jak, S., &amp; Cheung, M. W.-L. (2020). Meta-analytic structural equation modeling with moderating effects on SEM parameters. Psychological Methods, 25(4), 430-449.</w:t>
+        <w:t>Jak, S., &amp; Cheung, M. W.-L. (2020). Meta-analytic structural equation modeling with moderating effects on SEM parameters. Psychological Methods, 25(4), 430-449. https://doi.org/10.1037/met0000245</w:t>
       </w:r>
     </w:p>
     <w:p>
       <w:pPr>
-        <w:spacing w:after="0" w:line="480" w:lineRule="auto"/>
+        <w:spacing w:line="480" w:lineRule="auto" w:after="0"/>
         <w:ind w:left="720" w:hanging="720"/>
       </w:pPr>
       <w:r>
         <w:rPr>
+          <w:rFonts w:ascii="Times New Roman" w:hAnsi="Times New Roman"/>
           <w:sz w:val="24"/>
         </w:rPr>
         <w:t>Khraisha, Q., et al. (2024). Can large language models replace humans in systematic reviews? A study on screening and data extraction. arXiv preprint.</w:t>
@@ -1114,47 +3645,51 @@
     </w:p>
     <w:p>
       <w:pPr>
-        <w:spacing w:after="0" w:line="480" w:lineRule="auto"/>
+        <w:spacing w:line="480" w:lineRule="auto" w:after="0"/>
         <w:ind w:left="720" w:hanging="720"/>
       </w:pPr>
       <w:r>
         <w:rPr>
+          <w:rFonts w:ascii="Times New Roman" w:hAnsi="Times New Roman"/>
           <w:sz w:val="24"/>
         </w:rPr>
-        <w:t>Marshall, I. J., &amp; Wallace, B. C. (2019). Toward systematic review automation: A practical guide to using machine learning tools in research synthesis. Systematic Reviews, 8, 163.</w:t>
+        <w:t>Marshall, I. J., &amp; Wallace, B. C. (2019). Toward systematic review automation: A practical guide to using machine learning tools in research synthesis. Systematic Reviews, 8, 163. https://doi.org/10.1186/s13643-019-1074-9</w:t>
       </w:r>
     </w:p>
     <w:p>
       <w:pPr>
-        <w:spacing w:after="0" w:line="480" w:lineRule="auto"/>
+        <w:spacing w:line="480" w:lineRule="auto" w:after="0"/>
         <w:ind w:left="720" w:hanging="720"/>
       </w:pPr>
       <w:r>
         <w:rPr>
+          <w:rFonts w:ascii="Times New Roman" w:hAnsi="Times New Roman"/>
           <w:sz w:val="24"/>
         </w:rPr>
-        <w:t>Page, M. J., et al. (2021). The PRISMA 2020 statement: An updated guideline for reporting systematic reviews. BMJ, 372, n71.</w:t>
+        <w:t>Page, M. J., et al. (2021). The PRISMA 2020 statement: An updated guideline for reporting systematic reviews. BMJ, 372, n71. https://doi.org/10.1136/bmj.n71</w:t>
       </w:r>
     </w:p>
     <w:p>
       <w:pPr>
-        <w:spacing w:after="0" w:line="480" w:lineRule="auto"/>
+        <w:spacing w:line="480" w:lineRule="auto" w:after="0"/>
         <w:ind w:left="720" w:hanging="720"/>
       </w:pPr>
       <w:r>
         <w:rPr>
+          <w:rFonts w:ascii="Times New Roman" w:hAnsi="Times New Roman"/>
           <w:sz w:val="24"/>
         </w:rPr>
-        <w:t>Tsafnat, G., Glasziou, P., Choong, M. K., Dunn, A., Galgani, F., &amp; Coiera, E. (2014). Systematic review automation technologies. Systematic Reviews, 3, 74.</w:t>
+        <w:t>Tsafnat, G., Glasziou, P., Choong, M. K., Dunn, A., Galgani, F., &amp; Coiera, E. (2014). Systematic review automation technologies. Systematic Reviews, 3, 74. https://doi.org/10.1186/2046-4053-3-74</w:t>
       </w:r>
     </w:p>
     <w:p>
       <w:pPr>
-        <w:spacing w:after="0" w:line="480" w:lineRule="auto"/>
+        <w:spacing w:line="480" w:lineRule="auto" w:after="0"/>
         <w:ind w:left="720" w:hanging="720"/>
       </w:pPr>
       <w:r>
         <w:rPr>
+          <w:rFonts w:ascii="Times New Roman" w:hAnsi="Times New Roman"/>
           <w:sz w:val="24"/>
         </w:rPr>
         <w:t>Viswesvaran, C., &amp; Ones, D. S. (1995). Theory testing: Combining psychometric meta-analysis and structural equations modeling. Personnel Psychology, 48(4), 865-885.</w:t>
@@ -1162,11 +3697,12 @@
     </w:p>
     <w:p>
       <w:pPr>
-        <w:spacing w:after="0" w:line="480" w:lineRule="auto"/>
+        <w:spacing w:line="480" w:lineRule="auto" w:after="0"/>
         <w:ind w:left="720" w:hanging="720"/>
       </w:pPr>
       <w:r>
         <w:rPr>
+          <w:rFonts w:ascii="Times New Roman" w:hAnsi="Times New Roman"/>
           <w:sz w:val="24"/>
         </w:rPr>
         <w:t>Wang, S., et al. (2024). GPT-4 for systematic review screening: Performance evaluation and prompt engineering. Journal of Medical Internet Research, 26, e52758.</w:t>
@@ -1546,7 +4082,7 @@
     <w:qFormat/>
     <w:rsid w:val="00FC693F"/>
     <w:pPr>
-      <w:spacing w:line="480" w:lineRule="auto"/>
+      <w:spacing w:line="480" w:lineRule="auto" w:after="0"/>
     </w:pPr>
     <w:rPr>
       <w:rFonts w:ascii="Times New Roman" w:hAnsi="Times New Roman"/>
